--- a/hin/docx/048.content.docx
+++ b/hin/docx/048.content.docx
@@ -829,210 +829,156 @@
           <w:lang w:val="hi_IN" w:bidi="hi_IN"/>
         </w:rPr>
       </w:r>
-      <w:hyperlink r:id="rId13">
-        <w:r>
-          <w:rPr>
-            <w:lang w:val="hi_IN" w:bidi="hi_IN"/>
-          </w:rPr>
-          <w:rPr>
-            <w:color w:val="0000EE"/>
-            <w:u w:val="single"/>
-          </w:rPr>
-          <w:t>उत्पत्ति 21:23</w:t>
-        </w:r>
-      </w:hyperlink>
-    </w:p>
-    <w:p>
-      <w:pPr>
-        <w:pStyle w:val="ListBullet"/>
-        <w:spacing w:line="240" w:lineRule="auto"/>
-        <w:ind w:left="720"/>
-      </w:pPr>
-      <w:r>
-        <w:rPr>
-          <w:lang w:val="hi_IN" w:bidi="hi_IN"/>
-        </w:rPr>
-      </w:r>
-      <w:hyperlink r:id="rId14">
-        <w:r>
-          <w:rPr>
-            <w:lang w:val="hi_IN" w:bidi="hi_IN"/>
-          </w:rPr>
-          <w:rPr>
-            <w:color w:val="0000EE"/>
-            <w:u w:val="single"/>
-          </w:rPr>
-          <w:t>उत्पत्ति 24:3</w:t>
-        </w:r>
-      </w:hyperlink>
-    </w:p>
-    <w:p>
-      <w:pPr>
-        <w:pStyle w:val="ListBullet"/>
-        <w:spacing w:line="240" w:lineRule="auto"/>
-        <w:ind w:left="720"/>
-      </w:pPr>
-      <w:r>
-        <w:rPr>
-          <w:lang w:val="hi_IN" w:bidi="hi_IN"/>
-        </w:rPr>
-      </w:r>
-      <w:hyperlink r:id="rId15">
-        <w:r>
-          <w:rPr>
-            <w:lang w:val="hi_IN" w:bidi="hi_IN"/>
-          </w:rPr>
-          <w:rPr>
-            <w:color w:val="0000EE"/>
-            <w:u w:val="single"/>
-          </w:rPr>
-          <w:t>उत्पत्ति 31:51–53</w:t>
-        </w:r>
-      </w:hyperlink>
-    </w:p>
-    <w:p>
-      <w:pPr>
-        <w:pStyle w:val="ListBullet"/>
-        <w:spacing w:line="240" w:lineRule="auto"/>
-        <w:ind w:left="720"/>
-      </w:pPr>
-      <w:r>
-        <w:rPr>
-          <w:lang w:val="hi_IN" w:bidi="hi_IN"/>
-        </w:rPr>
-      </w:r>
-      <w:hyperlink r:id="rId16">
-        <w:r>
-          <w:rPr>
-            <w:lang w:val="hi_IN" w:bidi="hi_IN"/>
-          </w:rPr>
-          <w:rPr>
-            <w:color w:val="0000EE"/>
-            <w:u w:val="single"/>
-          </w:rPr>
-          <w:t>उत्पत्ति 47:31</w:t>
-        </w:r>
-      </w:hyperlink>
-    </w:p>
-    <w:p>
-      <w:pPr>
-        <w:pStyle w:val="ListBullet"/>
-        <w:spacing w:line="240" w:lineRule="auto"/>
-        <w:ind w:left="720"/>
-      </w:pPr>
-      <w:r>
-        <w:rPr>
-          <w:lang w:val="hi_IN" w:bidi="hi_IN"/>
-        </w:rPr>
-      </w:r>
-      <w:hyperlink r:id="rId17">
-        <w:r>
-          <w:rPr>
-            <w:lang w:val="hi_IN" w:bidi="hi_IN"/>
-          </w:rPr>
-          <w:rPr>
-            <w:color w:val="0000EE"/>
-            <w:u w:val="single"/>
-          </w:rPr>
-          <w:t>लूका 1:73</w:t>
-        </w:r>
-      </w:hyperlink>
-    </w:p>
-    <w:p>
-      <w:pPr>
-        <w:pStyle w:val="ListBullet"/>
-        <w:spacing w:line="240" w:lineRule="auto"/>
-        <w:ind w:left="720"/>
-      </w:pPr>
-      <w:r>
-        <w:rPr>
-          <w:lang w:val="hi_IN" w:bidi="hi_IN"/>
-        </w:rPr>
-      </w:r>
-      <w:hyperlink r:id="rId18">
-        <w:r>
-          <w:rPr>
-            <w:lang w:val="hi_IN" w:bidi="hi_IN"/>
-          </w:rPr>
-          <w:rPr>
-            <w:color w:val="0000EE"/>
-            <w:u w:val="single"/>
-          </w:rPr>
-          <w:t>मरकुस 6:26</w:t>
-        </w:r>
-      </w:hyperlink>
-    </w:p>
-    <w:p>
-      <w:pPr>
-        <w:pStyle w:val="ListBullet"/>
-        <w:spacing w:line="240" w:lineRule="auto"/>
-        <w:ind w:left="720"/>
-      </w:pPr>
-      <w:r>
-        <w:rPr>
-          <w:lang w:val="hi_IN" w:bidi="hi_IN"/>
-        </w:rPr>
-      </w:r>
-      <w:hyperlink r:id="rId19">
-        <w:r>
-          <w:rPr>
-            <w:lang w:val="hi_IN" w:bidi="hi_IN"/>
-          </w:rPr>
-          <w:rPr>
-            <w:color w:val="0000EE"/>
-            <w:u w:val="single"/>
-          </w:rPr>
-          <w:t>मत्ती 5:36</w:t>
-        </w:r>
-      </w:hyperlink>
-    </w:p>
-    <w:p>
-      <w:pPr>
-        <w:pStyle w:val="ListBullet"/>
-        <w:spacing w:line="240" w:lineRule="auto"/>
-        <w:ind w:left="720"/>
-      </w:pPr>
-      <w:r>
-        <w:rPr>
-          <w:lang w:val="hi_IN" w:bidi="hi_IN"/>
-        </w:rPr>
-      </w:r>
-      <w:hyperlink r:id="rId20">
-        <w:r>
-          <w:rPr>
-            <w:lang w:val="hi_IN" w:bidi="hi_IN"/>
-          </w:rPr>
-          <w:rPr>
-            <w:color w:val="0000EE"/>
-            <w:u w:val="single"/>
-          </w:rPr>
-          <w:t>मत्ती 14:6–7</w:t>
-        </w:r>
-      </w:hyperlink>
-    </w:p>
-    <w:p>
-      <w:pPr>
-        <w:pStyle w:val="ListBullet"/>
-        <w:spacing w:line="240" w:lineRule="auto"/>
-        <w:ind w:left="720"/>
-      </w:pPr>
-      <w:r>
-        <w:rPr>
-          <w:lang w:val="hi_IN" w:bidi="hi_IN"/>
-        </w:rPr>
-      </w:r>
-      <w:hyperlink r:id="rId21">
-        <w:r>
-          <w:rPr>
-            <w:lang w:val="hi_IN" w:bidi="hi_IN"/>
-          </w:rPr>
-          <w:rPr>
-            <w:color w:val="0000EE"/>
-            <w:u w:val="single"/>
-          </w:rPr>
-          <w:t>मत्ती 26:72</w:t>
-        </w:r>
-      </w:hyperlink>
+      <w:r>
+        <w:rPr>
+          <w:lang w:val="hi_IN" w:bidi="hi_IN"/>
+        </w:rPr>
+        <w:t>उत्पत्ति 21:23</w:t>
+      </w:r>
+    </w:p>
+    <w:p>
+      <w:pPr>
+        <w:pStyle w:val="ListBullet"/>
+        <w:spacing w:line="240" w:lineRule="auto"/>
+        <w:ind w:left="720"/>
+      </w:pPr>
+      <w:r>
+        <w:rPr>
+          <w:lang w:val="hi_IN" w:bidi="hi_IN"/>
+        </w:rPr>
+      </w:r>
+      <w:r>
+        <w:rPr>
+          <w:lang w:val="hi_IN" w:bidi="hi_IN"/>
+        </w:rPr>
+        <w:t>उत्पत्ति 24:3</w:t>
+      </w:r>
+    </w:p>
+    <w:p>
+      <w:pPr>
+        <w:pStyle w:val="ListBullet"/>
+        <w:spacing w:line="240" w:lineRule="auto"/>
+        <w:ind w:left="720"/>
+      </w:pPr>
+      <w:r>
+        <w:rPr>
+          <w:lang w:val="hi_IN" w:bidi="hi_IN"/>
+        </w:rPr>
+      </w:r>
+      <w:r>
+        <w:rPr>
+          <w:lang w:val="hi_IN" w:bidi="hi_IN"/>
+        </w:rPr>
+        <w:t>उत्पत्ति 31:51–53</w:t>
+      </w:r>
+    </w:p>
+    <w:p>
+      <w:pPr>
+        <w:pStyle w:val="ListBullet"/>
+        <w:spacing w:line="240" w:lineRule="auto"/>
+        <w:ind w:left="720"/>
+      </w:pPr>
+      <w:r>
+        <w:rPr>
+          <w:lang w:val="hi_IN" w:bidi="hi_IN"/>
+        </w:rPr>
+      </w:r>
+      <w:r>
+        <w:rPr>
+          <w:lang w:val="hi_IN" w:bidi="hi_IN"/>
+        </w:rPr>
+        <w:t>उत्पत्ति 47:31</w:t>
+      </w:r>
+    </w:p>
+    <w:p>
+      <w:pPr>
+        <w:pStyle w:val="ListBullet"/>
+        <w:spacing w:line="240" w:lineRule="auto"/>
+        <w:ind w:left="720"/>
+      </w:pPr>
+      <w:r>
+        <w:rPr>
+          <w:lang w:val="hi_IN" w:bidi="hi_IN"/>
+        </w:rPr>
+      </w:r>
+      <w:r>
+        <w:rPr>
+          <w:lang w:val="hi_IN" w:bidi="hi_IN"/>
+        </w:rPr>
+        <w:t>लूका 1:73</w:t>
+      </w:r>
+    </w:p>
+    <w:p>
+      <w:pPr>
+        <w:pStyle w:val="ListBullet"/>
+        <w:spacing w:line="240" w:lineRule="auto"/>
+        <w:ind w:left="720"/>
+      </w:pPr>
+      <w:r>
+        <w:rPr>
+          <w:lang w:val="hi_IN" w:bidi="hi_IN"/>
+        </w:rPr>
+      </w:r>
+      <w:r>
+        <w:rPr>
+          <w:lang w:val="hi_IN" w:bidi="hi_IN"/>
+        </w:rPr>
+        <w:t>मरकुस 6:26</w:t>
+      </w:r>
+    </w:p>
+    <w:p>
+      <w:pPr>
+        <w:pStyle w:val="ListBullet"/>
+        <w:spacing w:line="240" w:lineRule="auto"/>
+        <w:ind w:left="720"/>
+      </w:pPr>
+      <w:r>
+        <w:rPr>
+          <w:lang w:val="hi_IN" w:bidi="hi_IN"/>
+        </w:rPr>
+      </w:r>
+      <w:r>
+        <w:rPr>
+          <w:lang w:val="hi_IN" w:bidi="hi_IN"/>
+        </w:rPr>
+        <w:t>मत्ती 5:36</w:t>
+      </w:r>
+    </w:p>
+    <w:p>
+      <w:pPr>
+        <w:pStyle w:val="ListBullet"/>
+        <w:spacing w:line="240" w:lineRule="auto"/>
+        <w:ind w:left="720"/>
+      </w:pPr>
+      <w:r>
+        <w:rPr>
+          <w:lang w:val="hi_IN" w:bidi="hi_IN"/>
+        </w:rPr>
+      </w:r>
+      <w:r>
+        <w:rPr>
+          <w:lang w:val="hi_IN" w:bidi="hi_IN"/>
+        </w:rPr>
+        <w:t>मत्ती 14:6–7</w:t>
+      </w:r>
+    </w:p>
+    <w:p>
+      <w:pPr>
+        <w:pStyle w:val="ListBullet"/>
+        <w:spacing w:line="240" w:lineRule="auto"/>
+        <w:ind w:left="720"/>
+      </w:pPr>
+      <w:r>
+        <w:rPr>
+          <w:lang w:val="hi_IN" w:bidi="hi_IN"/>
+        </w:rPr>
+      </w:r>
+      <w:r>
+        <w:rPr>
+          <w:lang w:val="hi_IN" w:bidi="hi_IN"/>
+        </w:rPr>
+        <w:t>मत्ती 26:72</w:t>
+      </w:r>
     </w:p>
     <w:p>
       <w:pPr>
@@ -1310,138 +1256,102 @@
           <w:lang w:val="hi_IN" w:bidi="hi_IN"/>
         </w:rPr>
       </w:r>
-      <w:hyperlink r:id="rId22">
-        <w:r>
-          <w:rPr>
-            <w:lang w:val="hi_IN" w:bidi="hi_IN"/>
-          </w:rPr>
-          <w:rPr>
-            <w:color w:val="0000EE"/>
-            <w:u w:val="single"/>
-          </w:rPr>
-          <w:t>1 शमूएल 01:19–20</w:t>
-        </w:r>
-      </w:hyperlink>
-    </w:p>
-    <w:p>
-      <w:pPr>
-        <w:pStyle w:val="ListBullet"/>
-        <w:spacing w:line="240" w:lineRule="auto"/>
-        <w:ind w:left="720"/>
-      </w:pPr>
-      <w:r>
-        <w:rPr>
-          <w:lang w:val="hi_IN" w:bidi="hi_IN"/>
-        </w:rPr>
-      </w:r>
-      <w:hyperlink r:id="rId22">
-        <w:r>
-          <w:rPr>
-            <w:lang w:val="hi_IN" w:bidi="hi_IN"/>
-          </w:rPr>
-          <w:rPr>
-            <w:color w:val="0000EE"/>
-            <w:u w:val="single"/>
-          </w:rPr>
-          <w:t>1 शमूएल 09:23–24</w:t>
-        </w:r>
-      </w:hyperlink>
-    </w:p>
-    <w:p>
-      <w:pPr>
-        <w:pStyle w:val="ListBullet"/>
-        <w:spacing w:line="240" w:lineRule="auto"/>
-        <w:ind w:left="720"/>
-      </w:pPr>
-      <w:r>
-        <w:rPr>
-          <w:lang w:val="hi_IN" w:bidi="hi_IN"/>
-        </w:rPr>
-      </w:r>
-      <w:hyperlink r:id="rId22">
-        <w:r>
-          <w:rPr>
-            <w:lang w:val="hi_IN" w:bidi="hi_IN"/>
-          </w:rPr>
-          <w:rPr>
-            <w:color w:val="0000EE"/>
-            <w:u w:val="single"/>
-          </w:rPr>
-          <w:t>1 शमूएल 12:16–18</w:t>
-        </w:r>
-      </w:hyperlink>
-    </w:p>
-    <w:p>
-      <w:pPr>
-        <w:pStyle w:val="ListBullet"/>
-        <w:spacing w:line="240" w:lineRule="auto"/>
-        <w:ind w:left="720"/>
-      </w:pPr>
-      <w:r>
-        <w:rPr>
-          <w:lang w:val="hi_IN" w:bidi="hi_IN"/>
-        </w:rPr>
-      </w:r>
-      <w:hyperlink r:id="rId23">
-        <w:r>
-          <w:rPr>
-            <w:lang w:val="hi_IN" w:bidi="hi_IN"/>
-          </w:rPr>
-          <w:rPr>
-            <w:color w:val="0000EE"/>
-            <w:u w:val="single"/>
-          </w:rPr>
-          <w:t>प्रे.का. 03:24–26</w:t>
-        </w:r>
-      </w:hyperlink>
-    </w:p>
-    <w:p>
-      <w:pPr>
-        <w:pStyle w:val="ListBullet"/>
-        <w:spacing w:line="240" w:lineRule="auto"/>
-        <w:ind w:left="720"/>
-      </w:pPr>
-      <w:r>
-        <w:rPr>
-          <w:lang w:val="hi_IN" w:bidi="hi_IN"/>
-        </w:rPr>
-      </w:r>
-      <w:hyperlink r:id="rId24">
-        <w:r>
-          <w:rPr>
-            <w:lang w:val="hi_IN" w:bidi="hi_IN"/>
-          </w:rPr>
-          <w:rPr>
-            <w:color w:val="0000EE"/>
-            <w:u w:val="single"/>
-          </w:rPr>
-          <w:t>प्रे.का. 13:19–20</w:t>
-        </w:r>
-      </w:hyperlink>
-    </w:p>
-    <w:p>
-      <w:pPr>
-        <w:pStyle w:val="ListBullet"/>
-        <w:spacing w:line="240" w:lineRule="auto"/>
-        <w:ind w:left="720"/>
-      </w:pPr>
-      <w:r>
-        <w:rPr>
-          <w:lang w:val="hi_IN" w:bidi="hi_IN"/>
-        </w:rPr>
-      </w:r>
-      <w:hyperlink r:id="rId25">
-        <w:r>
-          <w:rPr>
-            <w:lang w:val="hi_IN" w:bidi="hi_IN"/>
-          </w:rPr>
-          <w:rPr>
-            <w:color w:val="0000EE"/>
-            <w:u w:val="single"/>
-          </w:rPr>
-          <w:t>इब्रानियों 11:32–34</w:t>
-        </w:r>
-      </w:hyperlink>
+      <w:r>
+        <w:rPr>
+          <w:lang w:val="hi_IN" w:bidi="hi_IN"/>
+        </w:rPr>
+        <w:t>1 शमूएल 01:19–20</w:t>
+      </w:r>
+    </w:p>
+    <w:p>
+      <w:pPr>
+        <w:pStyle w:val="ListBullet"/>
+        <w:spacing w:line="240" w:lineRule="auto"/>
+        <w:ind w:left="720"/>
+      </w:pPr>
+      <w:r>
+        <w:rPr>
+          <w:lang w:val="hi_IN" w:bidi="hi_IN"/>
+        </w:rPr>
+      </w:r>
+      <w:r>
+        <w:rPr>
+          <w:lang w:val="hi_IN" w:bidi="hi_IN"/>
+        </w:rPr>
+        <w:t>1 शमूएल 09:23–24</w:t>
+      </w:r>
+    </w:p>
+    <w:p>
+      <w:pPr>
+        <w:pStyle w:val="ListBullet"/>
+        <w:spacing w:line="240" w:lineRule="auto"/>
+        <w:ind w:left="720"/>
+      </w:pPr>
+      <w:r>
+        <w:rPr>
+          <w:lang w:val="hi_IN" w:bidi="hi_IN"/>
+        </w:rPr>
+      </w:r>
+      <w:r>
+        <w:rPr>
+          <w:lang w:val="hi_IN" w:bidi="hi_IN"/>
+        </w:rPr>
+        <w:t>1 शमूएल 12:16–18</w:t>
+      </w:r>
+    </w:p>
+    <w:p>
+      <w:pPr>
+        <w:pStyle w:val="ListBullet"/>
+        <w:spacing w:line="240" w:lineRule="auto"/>
+        <w:ind w:left="720"/>
+      </w:pPr>
+      <w:r>
+        <w:rPr>
+          <w:lang w:val="hi_IN" w:bidi="hi_IN"/>
+        </w:rPr>
+      </w:r>
+      <w:r>
+        <w:rPr>
+          <w:lang w:val="hi_IN" w:bidi="hi_IN"/>
+        </w:rPr>
+        <w:t>प्रे.का. 03:24–26</w:t>
+      </w:r>
+    </w:p>
+    <w:p>
+      <w:pPr>
+        <w:pStyle w:val="ListBullet"/>
+        <w:spacing w:line="240" w:lineRule="auto"/>
+        <w:ind w:left="720"/>
+      </w:pPr>
+      <w:r>
+        <w:rPr>
+          <w:lang w:val="hi_IN" w:bidi="hi_IN"/>
+        </w:rPr>
+      </w:r>
+      <w:r>
+        <w:rPr>
+          <w:lang w:val="hi_IN" w:bidi="hi_IN"/>
+        </w:rPr>
+        <w:t>प्रे.का. 13:19–20</w:t>
+      </w:r>
+    </w:p>
+    <w:p>
+      <w:pPr>
+        <w:pStyle w:val="ListBullet"/>
+        <w:spacing w:line="240" w:lineRule="auto"/>
+        <w:ind w:left="720"/>
+      </w:pPr>
+      <w:r>
+        <w:rPr>
+          <w:lang w:val="hi_IN" w:bidi="hi_IN"/>
+        </w:rPr>
+      </w:r>
+      <w:r>
+        <w:rPr>
+          <w:lang w:val="hi_IN" w:bidi="hi_IN"/>
+        </w:rPr>
+        <w:t>इब्रानियों 11:32–34</w:t>
+      </w:r>
     </w:p>
     <w:p>
       <w:pPr>
@@ -1707,114 +1617,84 @@
           <w:lang w:val="hi_IN" w:bidi="hi_IN"/>
         </w:rPr>
       </w:r>
-      <w:hyperlink r:id="rId26">
-        <w:r>
-          <w:rPr>
-            <w:lang w:val="hi_IN" w:bidi="hi_IN"/>
-          </w:rPr>
-          <w:rPr>
-            <w:color w:val="0000EE"/>
-            <w:u w:val="single"/>
-          </w:rPr>
-          <w:t>उत्पत्ति 29:33</w:t>
-        </w:r>
-      </w:hyperlink>
-    </w:p>
-    <w:p>
-      <w:pPr>
-        <w:pStyle w:val="ListBullet"/>
-        <w:spacing w:line="240" w:lineRule="auto"/>
-        <w:ind w:left="720"/>
-      </w:pPr>
-      <w:r>
-        <w:rPr>
-          <w:lang w:val="hi_IN" w:bidi="hi_IN"/>
-        </w:rPr>
-      </w:r>
-      <w:hyperlink r:id="rId27">
-        <w:r>
-          <w:rPr>
-            <w:lang w:val="hi_IN" w:bidi="hi_IN"/>
-          </w:rPr>
-          <w:rPr>
-            <w:color w:val="0000EE"/>
-            <w:u w:val="single"/>
-          </w:rPr>
-          <w:t>उत्पत्ति 34:25</w:t>
-        </w:r>
-      </w:hyperlink>
-    </w:p>
-    <w:p>
-      <w:pPr>
-        <w:pStyle w:val="ListBullet"/>
-        <w:spacing w:line="240" w:lineRule="auto"/>
-        <w:ind w:left="720"/>
-      </w:pPr>
-      <w:r>
-        <w:rPr>
-          <w:lang w:val="hi_IN" w:bidi="hi_IN"/>
-        </w:rPr>
-      </w:r>
-      <w:hyperlink r:id="rId28">
-        <w:r>
-          <w:rPr>
-            <w:lang w:val="hi_IN" w:bidi="hi_IN"/>
-          </w:rPr>
-          <w:rPr>
-            <w:color w:val="0000EE"/>
-            <w:u w:val="single"/>
-          </w:rPr>
-          <w:t>उत्पत्ति 42: 35–36</w:t>
-        </w:r>
-      </w:hyperlink>
-    </w:p>
-    <w:p>
-      <w:pPr>
-        <w:pStyle w:val="ListBullet"/>
-        <w:spacing w:line="240" w:lineRule="auto"/>
-        <w:ind w:left="720"/>
-      </w:pPr>
-      <w:r>
-        <w:rPr>
-          <w:lang w:val="hi_IN" w:bidi="hi_IN"/>
-        </w:rPr>
-      </w:r>
-      <w:hyperlink r:id="rId29">
-        <w:r>
-          <w:rPr>
-            <w:lang w:val="hi_IN" w:bidi="hi_IN"/>
-          </w:rPr>
-          <w:rPr>
-            <w:color w:val="0000EE"/>
-            <w:u w:val="single"/>
-          </w:rPr>
-          <w:t>उत्पत्ति 43:21–23</w:t>
-        </w:r>
-      </w:hyperlink>
-    </w:p>
-    <w:p>
-      <w:pPr>
-        <w:pStyle w:val="ListBullet"/>
-        <w:spacing w:line="240" w:lineRule="auto"/>
-        <w:ind w:left="720"/>
-      </w:pPr>
-      <w:r>
-        <w:rPr>
-          <w:lang w:val="hi_IN" w:bidi="hi_IN"/>
-        </w:rPr>
-      </w:r>
-      <w:hyperlink r:id="rId30">
-        <w:r>
-          <w:rPr>
-            <w:lang w:val="hi_IN" w:bidi="hi_IN"/>
-          </w:rPr>
-          <w:rPr>
-            <w:color w:val="0000EE"/>
-            <w:u w:val="single"/>
-          </w:rPr>
-          <w:t>लूका 2:25</w:t>
-        </w:r>
-      </w:hyperlink>
+      <w:r>
+        <w:rPr>
+          <w:lang w:val="hi_IN" w:bidi="hi_IN"/>
+        </w:rPr>
+        <w:t>उत्पत्ति 29:33</w:t>
+      </w:r>
+    </w:p>
+    <w:p>
+      <w:pPr>
+        <w:pStyle w:val="ListBullet"/>
+        <w:spacing w:line="240" w:lineRule="auto"/>
+        <w:ind w:left="720"/>
+      </w:pPr>
+      <w:r>
+        <w:rPr>
+          <w:lang w:val="hi_IN" w:bidi="hi_IN"/>
+        </w:rPr>
+      </w:r>
+      <w:r>
+        <w:rPr>
+          <w:lang w:val="hi_IN" w:bidi="hi_IN"/>
+        </w:rPr>
+        <w:t>उत्पत्ति 34:25</w:t>
+      </w:r>
+    </w:p>
+    <w:p>
+      <w:pPr>
+        <w:pStyle w:val="ListBullet"/>
+        <w:spacing w:line="240" w:lineRule="auto"/>
+        <w:ind w:left="720"/>
+      </w:pPr>
+      <w:r>
+        <w:rPr>
+          <w:lang w:val="hi_IN" w:bidi="hi_IN"/>
+        </w:rPr>
+      </w:r>
+      <w:r>
+        <w:rPr>
+          <w:lang w:val="hi_IN" w:bidi="hi_IN"/>
+        </w:rPr>
+        <w:t>उत्पत्ति 42: 35–36</w:t>
+      </w:r>
+    </w:p>
+    <w:p>
+      <w:pPr>
+        <w:pStyle w:val="ListBullet"/>
+        <w:spacing w:line="240" w:lineRule="auto"/>
+        <w:ind w:left="720"/>
+      </w:pPr>
+      <w:r>
+        <w:rPr>
+          <w:lang w:val="hi_IN" w:bidi="hi_IN"/>
+        </w:rPr>
+      </w:r>
+      <w:r>
+        <w:rPr>
+          <w:lang w:val="hi_IN" w:bidi="hi_IN"/>
+        </w:rPr>
+        <w:t>उत्पत्ति 43:21–23</w:t>
+      </w:r>
+    </w:p>
+    <w:p>
+      <w:pPr>
+        <w:pStyle w:val="ListBullet"/>
+        <w:spacing w:line="240" w:lineRule="auto"/>
+        <w:ind w:left="720"/>
+      </w:pPr>
+      <w:r>
+        <w:rPr>
+          <w:lang w:val="hi_IN" w:bidi="hi_IN"/>
+        </w:rPr>
+      </w:r>
+      <w:r>
+        <w:rPr>
+          <w:lang w:val="hi_IN" w:bidi="hi_IN"/>
+        </w:rPr>
+        <w:t>लूका 2:25</w:t>
+      </w:r>
     </w:p>
     <w:p>
       <w:pPr>
@@ -2062,66 +1942,48 @@
           <w:lang w:val="hi_IN" w:bidi="hi_IN"/>
         </w:rPr>
       </w:r>
-      <w:hyperlink r:id="rId31">
-        <w:r>
-          <w:rPr>
-            <w:lang w:val="hi_IN" w:bidi="hi_IN"/>
-          </w:rPr>
-          <w:rPr>
-            <w:color w:val="0000EE"/>
-            <w:u w:val="single"/>
-          </w:rPr>
-          <w:t>प्रे.का. 1:12–14</w:t>
-        </w:r>
-      </w:hyperlink>
-    </w:p>
-    <w:p>
-      <w:pPr>
-        <w:pStyle w:val="ListBullet"/>
-        <w:spacing w:line="240" w:lineRule="auto"/>
-        <w:ind w:left="720"/>
-      </w:pPr>
-      <w:r>
-        <w:rPr>
-          <w:lang w:val="hi_IN" w:bidi="hi_IN"/>
-        </w:rPr>
-      </w:r>
-      <w:hyperlink r:id="rId32">
-        <w:r>
-          <w:rPr>
-            <w:lang w:val="hi_IN" w:bidi="hi_IN"/>
-          </w:rPr>
-          <w:rPr>
-            <w:color w:val="0000EE"/>
-            <w:u w:val="single"/>
-          </w:rPr>
-          <w:t>लूका 6:14–16</w:t>
-        </w:r>
-      </w:hyperlink>
-    </w:p>
-    <w:p>
-      <w:pPr>
-        <w:pStyle w:val="ListBullet"/>
-        <w:spacing w:line="240" w:lineRule="auto"/>
-        <w:ind w:left="720"/>
-      </w:pPr>
-      <w:r>
-        <w:rPr>
-          <w:lang w:val="hi_IN" w:bidi="hi_IN"/>
-        </w:rPr>
-      </w:r>
-      <w:hyperlink r:id="rId33">
-        <w:r>
-          <w:rPr>
-            <w:lang w:val="hi_IN" w:bidi="hi_IN"/>
-          </w:rPr>
-          <w:rPr>
-            <w:color w:val="0000EE"/>
-            <w:u w:val="single"/>
-          </w:rPr>
-          <w:t>मरकुस 3:17–19</w:t>
-        </w:r>
-      </w:hyperlink>
+      <w:r>
+        <w:rPr>
+          <w:lang w:val="hi_IN" w:bidi="hi_IN"/>
+        </w:rPr>
+        <w:t>प्रे.का. 1:12–14</w:t>
+      </w:r>
+    </w:p>
+    <w:p>
+      <w:pPr>
+        <w:pStyle w:val="ListBullet"/>
+        <w:spacing w:line="240" w:lineRule="auto"/>
+        <w:ind w:left="720"/>
+      </w:pPr>
+      <w:r>
+        <w:rPr>
+          <w:lang w:val="hi_IN" w:bidi="hi_IN"/>
+        </w:rPr>
+      </w:r>
+      <w:r>
+        <w:rPr>
+          <w:lang w:val="hi_IN" w:bidi="hi_IN"/>
+        </w:rPr>
+        <w:t>लूका 6:14–16</w:t>
+      </w:r>
+    </w:p>
+    <w:p>
+      <w:pPr>
+        <w:pStyle w:val="ListBullet"/>
+        <w:spacing w:line="240" w:lineRule="auto"/>
+        <w:ind w:left="720"/>
+      </w:pPr>
+      <w:r>
+        <w:rPr>
+          <w:lang w:val="hi_IN" w:bidi="hi_IN"/>
+        </w:rPr>
+      </w:r>
+      <w:r>
+        <w:rPr>
+          <w:lang w:val="hi_IN" w:bidi="hi_IN"/>
+        </w:rPr>
+        <w:t>मरकुस 3:17–19</w:t>
+      </w:r>
     </w:p>
     <w:p>
       <w:pPr>
@@ -2424,114 +2286,84 @@
           <w:lang w:val="hi_IN" w:bidi="hi_IN"/>
         </w:rPr>
       </w:r>
-      <w:hyperlink r:id="rId34">
-        <w:r>
-          <w:rPr>
-            <w:lang w:val="hi_IN" w:bidi="hi_IN"/>
-          </w:rPr>
-          <w:rPr>
-            <w:color w:val="0000EE"/>
-            <w:u w:val="single"/>
-          </w:rPr>
-          <w:t>2 शमूएल 22:3–4</w:t>
-        </w:r>
-      </w:hyperlink>
-    </w:p>
-    <w:p>
-      <w:pPr>
-        <w:pStyle w:val="ListBullet"/>
-        <w:spacing w:line="240" w:lineRule="auto"/>
-        <w:ind w:left="720"/>
-      </w:pPr>
-      <w:r>
-        <w:rPr>
-          <w:lang w:val="hi_IN" w:bidi="hi_IN"/>
-        </w:rPr>
-      </w:r>
-      <w:hyperlink r:id="rId35">
-        <w:r>
-          <w:rPr>
-            <w:lang w:val="hi_IN" w:bidi="hi_IN"/>
-          </w:rPr>
-          <w:rPr>
-            <w:color w:val="0000EE"/>
-            <w:u w:val="single"/>
-          </w:rPr>
-          <w:t>व्य. 32:37–38</w:t>
-        </w:r>
-      </w:hyperlink>
-    </w:p>
-    <w:p>
-      <w:pPr>
-        <w:pStyle w:val="ListBullet"/>
-        <w:spacing w:line="240" w:lineRule="auto"/>
-        <w:ind w:left="720"/>
-      </w:pPr>
-      <w:r>
-        <w:rPr>
-          <w:lang w:val="hi_IN" w:bidi="hi_IN"/>
-        </w:rPr>
-      </w:r>
-      <w:hyperlink r:id="rId36">
-        <w:r>
-          <w:rPr>
-            <w:lang w:val="hi_IN" w:bidi="hi_IN"/>
-          </w:rPr>
-          <w:rPr>
-            <w:color w:val="0000EE"/>
-            <w:u w:val="single"/>
-          </w:rPr>
-          <w:t>यशायाह 23:13–14</w:t>
-        </w:r>
-      </w:hyperlink>
-    </w:p>
-    <w:p>
-      <w:pPr>
-        <w:pStyle w:val="ListBullet"/>
-        <w:spacing w:line="240" w:lineRule="auto"/>
-        <w:ind w:left="720"/>
-      </w:pPr>
-      <w:r>
-        <w:rPr>
-          <w:lang w:val="hi_IN" w:bidi="hi_IN"/>
-        </w:rPr>
-      </w:r>
-      <w:hyperlink r:id="rId37">
-        <w:r>
-          <w:rPr>
-            <w:lang w:val="hi_IN" w:bidi="hi_IN"/>
-          </w:rPr>
-          <w:rPr>
-            <w:color w:val="0000EE"/>
-            <w:u w:val="single"/>
-          </w:rPr>
-          <w:t>यिर्मयाह 16:19–21</w:t>
-        </w:r>
-      </w:hyperlink>
-    </w:p>
-    <w:p>
-      <w:pPr>
-        <w:pStyle w:val="ListBullet"/>
-        <w:spacing w:line="240" w:lineRule="auto"/>
-        <w:ind w:left="720"/>
-      </w:pPr>
-      <w:r>
-        <w:rPr>
-          <w:lang w:val="hi_IN" w:bidi="hi_IN"/>
-        </w:rPr>
-      </w:r>
-      <w:hyperlink r:id="rId38">
-        <w:r>
-          <w:rPr>
-            <w:lang w:val="hi_IN" w:bidi="hi_IN"/>
-          </w:rPr>
-          <w:rPr>
-            <w:color w:val="0000EE"/>
-            <w:u w:val="single"/>
-          </w:rPr>
-          <w:t>गिनती 35:24–25</w:t>
-        </w:r>
-      </w:hyperlink>
+      <w:r>
+        <w:rPr>
+          <w:lang w:val="hi_IN" w:bidi="hi_IN"/>
+        </w:rPr>
+        <w:t>2 शमूएल 22:3–4</w:t>
+      </w:r>
+    </w:p>
+    <w:p>
+      <w:pPr>
+        <w:pStyle w:val="ListBullet"/>
+        <w:spacing w:line="240" w:lineRule="auto"/>
+        <w:ind w:left="720"/>
+      </w:pPr>
+      <w:r>
+        <w:rPr>
+          <w:lang w:val="hi_IN" w:bidi="hi_IN"/>
+        </w:rPr>
+      </w:r>
+      <w:r>
+        <w:rPr>
+          <w:lang w:val="hi_IN" w:bidi="hi_IN"/>
+        </w:rPr>
+        <w:t>व्य. 32:37–38</w:t>
+      </w:r>
+    </w:p>
+    <w:p>
+      <w:pPr>
+        <w:pStyle w:val="ListBullet"/>
+        <w:spacing w:line="240" w:lineRule="auto"/>
+        <w:ind w:left="720"/>
+      </w:pPr>
+      <w:r>
+        <w:rPr>
+          <w:lang w:val="hi_IN" w:bidi="hi_IN"/>
+        </w:rPr>
+      </w:r>
+      <w:r>
+        <w:rPr>
+          <w:lang w:val="hi_IN" w:bidi="hi_IN"/>
+        </w:rPr>
+        <w:t>यशायाह 23:13–14</w:t>
+      </w:r>
+    </w:p>
+    <w:p>
+      <w:pPr>
+        <w:pStyle w:val="ListBullet"/>
+        <w:spacing w:line="240" w:lineRule="auto"/>
+        <w:ind w:left="720"/>
+      </w:pPr>
+      <w:r>
+        <w:rPr>
+          <w:lang w:val="hi_IN" w:bidi="hi_IN"/>
+        </w:rPr>
+      </w:r>
+      <w:r>
+        <w:rPr>
+          <w:lang w:val="hi_IN" w:bidi="hi_IN"/>
+        </w:rPr>
+        <w:t>यिर्मयाह 16:19–21</w:t>
+      </w:r>
+    </w:p>
+    <w:p>
+      <w:pPr>
+        <w:pStyle w:val="ListBullet"/>
+        <w:spacing w:line="240" w:lineRule="auto"/>
+        <w:ind w:left="720"/>
+      </w:pPr>
+      <w:r>
+        <w:rPr>
+          <w:lang w:val="hi_IN" w:bidi="hi_IN"/>
+        </w:rPr>
+      </w:r>
+      <w:r>
+        <w:rPr>
+          <w:lang w:val="hi_IN" w:bidi="hi_IN"/>
+        </w:rPr>
+        <w:t>गिनती 35:24–25</w:t>
+      </w:r>
     </w:p>
     <w:p>
       <w:pPr>
@@ -2773,90 +2605,66 @@
           <w:lang w:val="hi_IN" w:bidi="hi_IN"/>
         </w:rPr>
       </w:r>
-      <w:hyperlink r:id="rId39">
-        <w:r>
-          <w:rPr>
-            <w:lang w:val="hi_IN" w:bidi="hi_IN"/>
-          </w:rPr>
-          <w:rPr>
-            <w:color w:val="0000EE"/>
-            <w:u w:val="single"/>
-          </w:rPr>
-          <w:t>1 इतिहास 10:1–3</w:t>
-        </w:r>
-      </w:hyperlink>
-    </w:p>
-    <w:p>
-      <w:pPr>
-        <w:pStyle w:val="ListBullet"/>
-        <w:spacing w:line="240" w:lineRule="auto"/>
-        <w:ind w:left="720"/>
-      </w:pPr>
-      <w:r>
-        <w:rPr>
-          <w:lang w:val="hi_IN" w:bidi="hi_IN"/>
-        </w:rPr>
-      </w:r>
-      <w:hyperlink r:id="rId22">
-        <w:r>
-          <w:rPr>
-            <w:lang w:val="hi_IN" w:bidi="hi_IN"/>
-          </w:rPr>
-          <w:rPr>
-            <w:color w:val="0000EE"/>
-            <w:u w:val="single"/>
-          </w:rPr>
-          <w:t>1 शमूएल 9:1–2</w:t>
-        </w:r>
-      </w:hyperlink>
-    </w:p>
-    <w:p>
-      <w:pPr>
-        <w:pStyle w:val="ListBullet"/>
-        <w:spacing w:line="240" w:lineRule="auto"/>
-        <w:ind w:left="720"/>
-      </w:pPr>
-      <w:r>
-        <w:rPr>
-          <w:lang w:val="hi_IN" w:bidi="hi_IN"/>
-        </w:rPr>
-      </w:r>
-      <w:hyperlink r:id="rId34">
-        <w:r>
-          <w:rPr>
-            <w:lang w:val="hi_IN" w:bidi="hi_IN"/>
-          </w:rPr>
-          <w:rPr>
-            <w:color w:val="0000EE"/>
-            <w:u w:val="single"/>
-          </w:rPr>
-          <w:t>2 शमूएल 1:1–2</w:t>
-        </w:r>
-      </w:hyperlink>
-    </w:p>
-    <w:p>
-      <w:pPr>
-        <w:pStyle w:val="ListBullet"/>
-        <w:spacing w:line="240" w:lineRule="auto"/>
-        <w:ind w:left="720"/>
-      </w:pPr>
-      <w:r>
-        <w:rPr>
-          <w:lang w:val="hi_IN" w:bidi="hi_IN"/>
-        </w:rPr>
-      </w:r>
-      <w:hyperlink r:id="rId40">
-        <w:r>
-          <w:rPr>
-            <w:lang w:val="hi_IN" w:bidi="hi_IN"/>
-          </w:rPr>
-          <w:rPr>
-            <w:color w:val="0000EE"/>
-            <w:u w:val="single"/>
-          </w:rPr>
-          <w:t>प्रेरितों के काम 13:22</w:t>
-        </w:r>
-      </w:hyperlink>
+      <w:r>
+        <w:rPr>
+          <w:lang w:val="hi_IN" w:bidi="hi_IN"/>
+        </w:rPr>
+        <w:t>1 इतिहास 10:1–3</w:t>
+      </w:r>
+    </w:p>
+    <w:p>
+      <w:pPr>
+        <w:pStyle w:val="ListBullet"/>
+        <w:spacing w:line="240" w:lineRule="auto"/>
+        <w:ind w:left="720"/>
+      </w:pPr>
+      <w:r>
+        <w:rPr>
+          <w:lang w:val="hi_IN" w:bidi="hi_IN"/>
+        </w:rPr>
+      </w:r>
+      <w:r>
+        <w:rPr>
+          <w:lang w:val="hi_IN" w:bidi="hi_IN"/>
+        </w:rPr>
+        <w:t>1 शमूएल 9:1–2</w:t>
+      </w:r>
+    </w:p>
+    <w:p>
+      <w:pPr>
+        <w:pStyle w:val="ListBullet"/>
+        <w:spacing w:line="240" w:lineRule="auto"/>
+        <w:ind w:left="720"/>
+      </w:pPr>
+      <w:r>
+        <w:rPr>
+          <w:lang w:val="hi_IN" w:bidi="hi_IN"/>
+        </w:rPr>
+      </w:r>
+      <w:r>
+        <w:rPr>
+          <w:lang w:val="hi_IN" w:bidi="hi_IN"/>
+        </w:rPr>
+        <w:t>2 शमूएल 1:1–2</w:t>
+      </w:r>
+    </w:p>
+    <w:p>
+      <w:pPr>
+        <w:pStyle w:val="ListBullet"/>
+        <w:spacing w:line="240" w:lineRule="auto"/>
+        <w:ind w:left="720"/>
+      </w:pPr>
+      <w:r>
+        <w:rPr>
+          <w:lang w:val="hi_IN" w:bidi="hi_IN"/>
+        </w:rPr>
+      </w:r>
+      <w:r>
+        <w:rPr>
+          <w:lang w:val="hi_IN" w:bidi="hi_IN"/>
+        </w:rPr>
+        <w:t>प्रेरितों के काम 13:22</w:t>
+      </w:r>
     </w:p>
     <w:p>
       <w:pPr>
@@ -3397,90 +3205,66 @@
           <w:lang w:val="hi_IN" w:bidi="hi_IN"/>
         </w:rPr>
       </w:r>
-      <w:hyperlink r:id="rId41">
-        <w:r>
-          <w:rPr>
-            <w:lang w:val="hi_IN" w:bidi="hi_IN"/>
-          </w:rPr>
-          <w:rPr>
-            <w:color w:val="0000EE"/>
-            <w:u w:val="single"/>
-          </w:rPr>
-          <w:t>1 थिस्सलुनीकियों 5:8–11</w:t>
-        </w:r>
-      </w:hyperlink>
-    </w:p>
-    <w:p>
-      <w:pPr>
-        <w:pStyle w:val="ListBullet"/>
-        <w:spacing w:line="240" w:lineRule="auto"/>
-        <w:ind w:left="720"/>
-      </w:pPr>
-      <w:r>
-        <w:rPr>
-          <w:lang w:val="hi_IN" w:bidi="hi_IN"/>
-        </w:rPr>
-      </w:r>
-      <w:hyperlink r:id="rId42">
-        <w:r>
-          <w:rPr>
-            <w:lang w:val="hi_IN" w:bidi="hi_IN"/>
-          </w:rPr>
-          <w:rPr>
-            <w:color w:val="0000EE"/>
-            <w:u w:val="single"/>
-          </w:rPr>
-          <w:t>2 कुरिन्थियों 1:4</w:t>
-        </w:r>
-      </w:hyperlink>
-    </w:p>
-    <w:p>
-      <w:pPr>
-        <w:pStyle w:val="ListBullet"/>
-        <w:spacing w:line="240" w:lineRule="auto"/>
-        <w:ind w:left="720"/>
-      </w:pPr>
-      <w:r>
-        <w:rPr>
-          <w:lang w:val="hi_IN" w:bidi="hi_IN"/>
-        </w:rPr>
-      </w:r>
-      <w:hyperlink r:id="rId34">
-        <w:r>
-          <w:rPr>
-            <w:lang w:val="hi_IN" w:bidi="hi_IN"/>
-          </w:rPr>
-          <w:rPr>
-            <w:color w:val="0000EE"/>
-            <w:u w:val="single"/>
-          </w:rPr>
-          <w:t>2 शमूएल 10:1–3</w:t>
-        </w:r>
-      </w:hyperlink>
-    </w:p>
-    <w:p>
-      <w:pPr>
-        <w:pStyle w:val="ListBullet"/>
-        <w:spacing w:line="240" w:lineRule="auto"/>
-        <w:ind w:left="720"/>
-      </w:pPr>
-      <w:r>
-        <w:rPr>
-          <w:lang w:val="hi_IN" w:bidi="hi_IN"/>
-        </w:rPr>
-      </w:r>
-      <w:hyperlink r:id="rId43">
-        <w:r>
-          <w:rPr>
-            <w:lang w:val="hi_IN" w:bidi="hi_IN"/>
-          </w:rPr>
-          <w:rPr>
-            <w:color w:val="0000EE"/>
-            <w:u w:val="single"/>
-          </w:rPr>
-          <w:t>प्रे.का. 20:11–12</w:t>
-        </w:r>
-      </w:hyperlink>
+      <w:r>
+        <w:rPr>
+          <w:lang w:val="hi_IN" w:bidi="hi_IN"/>
+        </w:rPr>
+        <w:t>1 थिस्सलुनीकियों 5:8–11</w:t>
+      </w:r>
+    </w:p>
+    <w:p>
+      <w:pPr>
+        <w:pStyle w:val="ListBullet"/>
+        <w:spacing w:line="240" w:lineRule="auto"/>
+        <w:ind w:left="720"/>
+      </w:pPr>
+      <w:r>
+        <w:rPr>
+          <w:lang w:val="hi_IN" w:bidi="hi_IN"/>
+        </w:rPr>
+      </w:r>
+      <w:r>
+        <w:rPr>
+          <w:lang w:val="hi_IN" w:bidi="hi_IN"/>
+        </w:rPr>
+        <w:t>2 कुरिन्थियों 1:4</w:t>
+      </w:r>
+    </w:p>
+    <w:p>
+      <w:pPr>
+        <w:pStyle w:val="ListBullet"/>
+        <w:spacing w:line="240" w:lineRule="auto"/>
+        <w:ind w:left="720"/>
+      </w:pPr>
+      <w:r>
+        <w:rPr>
+          <w:lang w:val="hi_IN" w:bidi="hi_IN"/>
+        </w:rPr>
+      </w:r>
+      <w:r>
+        <w:rPr>
+          <w:lang w:val="hi_IN" w:bidi="hi_IN"/>
+        </w:rPr>
+        <w:t>2 शमूएल 10:1–3</w:t>
+      </w:r>
+    </w:p>
+    <w:p>
+      <w:pPr>
+        <w:pStyle w:val="ListBullet"/>
+        <w:spacing w:line="240" w:lineRule="auto"/>
+        <w:ind w:left="720"/>
+      </w:pPr>
+      <w:r>
+        <w:rPr>
+          <w:lang w:val="hi_IN" w:bidi="hi_IN"/>
+        </w:rPr>
+      </w:r>
+      <w:r>
+        <w:rPr>
+          <w:lang w:val="hi_IN" w:bidi="hi_IN"/>
+        </w:rPr>
+        <w:t>प्रे.का. 20:11–12</w:t>
+      </w:r>
     </w:p>
     <w:p>
       <w:pPr>
@@ -3736,234 +3520,174 @@
           <w:lang w:val="hi_IN" w:bidi="hi_IN"/>
         </w:rPr>
       </w:r>
-      <w:hyperlink r:id="rId41">
-        <w:r>
-          <w:rPr>
-            <w:lang w:val="hi_IN" w:bidi="hi_IN"/>
-          </w:rPr>
-          <w:rPr>
-            <w:color w:val="0000EE"/>
-            <w:u w:val="single"/>
-          </w:rPr>
-          <w:t>1 थिस्सलुनीकियों 05:1–3</w:t>
-        </w:r>
-      </w:hyperlink>
-    </w:p>
-    <w:p>
-      <w:pPr>
-        <w:pStyle w:val="ListBullet"/>
-        <w:spacing w:line="240" w:lineRule="auto"/>
-        <w:ind w:left="720"/>
-      </w:pPr>
-      <w:r>
-        <w:rPr>
-          <w:lang w:val="hi_IN" w:bidi="hi_IN"/>
-        </w:rPr>
-      </w:r>
-      <w:hyperlink r:id="rId44">
-        <w:r>
-          <w:rPr>
-            <w:lang w:val="hi_IN" w:bidi="hi_IN"/>
-          </w:rPr>
-          <w:rPr>
-            <w:color w:val="0000EE"/>
-            <w:u w:val="single"/>
-          </w:rPr>
-          <w:t>प्रेरि. 07:26</w:t>
-        </w:r>
-      </w:hyperlink>
-    </w:p>
-    <w:p>
-      <w:pPr>
-        <w:pStyle w:val="ListBullet"/>
-        <w:spacing w:line="240" w:lineRule="auto"/>
-        <w:ind w:left="720"/>
-      </w:pPr>
-      <w:r>
-        <w:rPr>
-          <w:lang w:val="hi_IN" w:bidi="hi_IN"/>
-        </w:rPr>
-      </w:r>
-      <w:hyperlink r:id="rId45">
-        <w:r>
-          <w:rPr>
-            <w:lang w:val="hi_IN" w:bidi="hi_IN"/>
-          </w:rPr>
-          <w:rPr>
-            <w:color w:val="0000EE"/>
-            <w:u w:val="single"/>
-          </w:rPr>
-          <w:t>कुलुस्सियों 01:18–20</w:t>
-        </w:r>
-      </w:hyperlink>
-    </w:p>
-    <w:p>
-      <w:pPr>
-        <w:pStyle w:val="ListBullet"/>
-        <w:spacing w:line="240" w:lineRule="auto"/>
-        <w:ind w:left="720"/>
-      </w:pPr>
-      <w:r>
-        <w:rPr>
-          <w:lang w:val="hi_IN" w:bidi="hi_IN"/>
-        </w:rPr>
-      </w:r>
-      <w:hyperlink r:id="rId46">
-        <w:r>
-          <w:rPr>
-            <w:lang w:val="hi_IN" w:bidi="hi_IN"/>
-          </w:rPr>
-          <w:rPr>
-            <w:color w:val="0000EE"/>
-            <w:u w:val="single"/>
-          </w:rPr>
-          <w:t>कुलुस्सियों 03:15</w:t>
-        </w:r>
-      </w:hyperlink>
-    </w:p>
-    <w:p>
-      <w:pPr>
-        <w:pStyle w:val="ListBullet"/>
-        <w:spacing w:line="240" w:lineRule="auto"/>
-        <w:ind w:left="720"/>
-      </w:pPr>
-      <w:r>
-        <w:rPr>
-          <w:lang w:val="hi_IN" w:bidi="hi_IN"/>
-        </w:rPr>
-      </w:r>
-      <w:hyperlink r:id="rId47">
-        <w:r>
-          <w:rPr>
-            <w:lang w:val="hi_IN" w:bidi="hi_IN"/>
-          </w:rPr>
-          <w:rPr>
-            <w:color w:val="0000EE"/>
-            <w:u w:val="single"/>
-          </w:rPr>
-          <w:t>गलातियों 05:23</w:t>
-        </w:r>
-      </w:hyperlink>
-    </w:p>
-    <w:p>
-      <w:pPr>
-        <w:pStyle w:val="ListBullet"/>
-        <w:spacing w:line="240" w:lineRule="auto"/>
-        <w:ind w:left="720"/>
-      </w:pPr>
-      <w:r>
-        <w:rPr>
-          <w:lang w:val="hi_IN" w:bidi="hi_IN"/>
-        </w:rPr>
-      </w:r>
-      <w:hyperlink r:id="rId48">
-        <w:r>
-          <w:rPr>
-            <w:lang w:val="hi_IN" w:bidi="hi_IN"/>
-          </w:rPr>
-          <w:rPr>
-            <w:color w:val="0000EE"/>
-            <w:u w:val="single"/>
-          </w:rPr>
-          <w:t>लूका 07:50</w:t>
-        </w:r>
-      </w:hyperlink>
-    </w:p>
-    <w:p>
-      <w:pPr>
-        <w:pStyle w:val="ListBullet"/>
-        <w:spacing w:line="240" w:lineRule="auto"/>
-        <w:ind w:left="720"/>
-      </w:pPr>
-      <w:r>
-        <w:rPr>
-          <w:lang w:val="hi_IN" w:bidi="hi_IN"/>
-        </w:rPr>
-      </w:r>
-      <w:hyperlink r:id="rId49">
-        <w:r>
-          <w:rPr>
-            <w:lang w:val="hi_IN" w:bidi="hi_IN"/>
-          </w:rPr>
-          <w:rPr>
-            <w:color w:val="0000EE"/>
-            <w:u w:val="single"/>
-          </w:rPr>
-          <w:t>लूका 12:51</w:t>
-        </w:r>
-      </w:hyperlink>
-    </w:p>
-    <w:p>
-      <w:pPr>
-        <w:pStyle w:val="ListBullet"/>
-        <w:spacing w:line="240" w:lineRule="auto"/>
-        <w:ind w:left="720"/>
-      </w:pPr>
-      <w:r>
-        <w:rPr>
-          <w:lang w:val="hi_IN" w:bidi="hi_IN"/>
-        </w:rPr>
-      </w:r>
-      <w:hyperlink r:id="rId50">
-        <w:r>
-          <w:rPr>
-            <w:lang w:val="hi_IN" w:bidi="hi_IN"/>
-          </w:rPr>
-          <w:rPr>
-            <w:color w:val="0000EE"/>
-            <w:u w:val="single"/>
-          </w:rPr>
-          <w:t>मरकुस 04:39</w:t>
-        </w:r>
-      </w:hyperlink>
-    </w:p>
-    <w:p>
-      <w:pPr>
-        <w:pStyle w:val="ListBullet"/>
-        <w:spacing w:line="240" w:lineRule="auto"/>
-        <w:ind w:left="720"/>
-      </w:pPr>
-      <w:r>
-        <w:rPr>
-          <w:lang w:val="hi_IN" w:bidi="hi_IN"/>
-        </w:rPr>
-      </w:r>
-      <w:hyperlink r:id="rId51">
-        <w:r>
-          <w:rPr>
-            <w:lang w:val="hi_IN" w:bidi="hi_IN"/>
-          </w:rPr>
-          <w:rPr>
-            <w:color w:val="0000EE"/>
-            <w:u w:val="single"/>
-          </w:rPr>
-          <w:t>मत्ती 05:9</w:t>
-        </w:r>
-      </w:hyperlink>
-    </w:p>
-    <w:p>
-      <w:pPr>
-        <w:pStyle w:val="ListBullet"/>
-        <w:spacing w:line="240" w:lineRule="auto"/>
-        <w:ind w:left="720"/>
-      </w:pPr>
-      <w:r>
-        <w:rPr>
-          <w:lang w:val="hi_IN" w:bidi="hi_IN"/>
-        </w:rPr>
-      </w:r>
-      <w:hyperlink r:id="rId52">
-        <w:r>
-          <w:rPr>
-            <w:lang w:val="hi_IN" w:bidi="hi_IN"/>
-          </w:rPr>
-          <w:rPr>
-            <w:color w:val="0000EE"/>
-            <w:u w:val="single"/>
-          </w:rPr>
-          <w:t>मत्ती 10:13</w:t>
-        </w:r>
-      </w:hyperlink>
+      <w:r>
+        <w:rPr>
+          <w:lang w:val="hi_IN" w:bidi="hi_IN"/>
+        </w:rPr>
+        <w:t>1 थिस्सलुनीकियों 05:1–3</w:t>
+      </w:r>
+    </w:p>
+    <w:p>
+      <w:pPr>
+        <w:pStyle w:val="ListBullet"/>
+        <w:spacing w:line="240" w:lineRule="auto"/>
+        <w:ind w:left="720"/>
+      </w:pPr>
+      <w:r>
+        <w:rPr>
+          <w:lang w:val="hi_IN" w:bidi="hi_IN"/>
+        </w:rPr>
+      </w:r>
+      <w:r>
+        <w:rPr>
+          <w:lang w:val="hi_IN" w:bidi="hi_IN"/>
+        </w:rPr>
+        <w:t>प्रेरि. 07:26</w:t>
+      </w:r>
+    </w:p>
+    <w:p>
+      <w:pPr>
+        <w:pStyle w:val="ListBullet"/>
+        <w:spacing w:line="240" w:lineRule="auto"/>
+        <w:ind w:left="720"/>
+      </w:pPr>
+      <w:r>
+        <w:rPr>
+          <w:lang w:val="hi_IN" w:bidi="hi_IN"/>
+        </w:rPr>
+      </w:r>
+      <w:r>
+        <w:rPr>
+          <w:lang w:val="hi_IN" w:bidi="hi_IN"/>
+        </w:rPr>
+        <w:t>कुलुस्सियों 01:18–20</w:t>
+      </w:r>
+    </w:p>
+    <w:p>
+      <w:pPr>
+        <w:pStyle w:val="ListBullet"/>
+        <w:spacing w:line="240" w:lineRule="auto"/>
+        <w:ind w:left="720"/>
+      </w:pPr>
+      <w:r>
+        <w:rPr>
+          <w:lang w:val="hi_IN" w:bidi="hi_IN"/>
+        </w:rPr>
+      </w:r>
+      <w:r>
+        <w:rPr>
+          <w:lang w:val="hi_IN" w:bidi="hi_IN"/>
+        </w:rPr>
+        <w:t>कुलुस्सियों 03:15</w:t>
+      </w:r>
+    </w:p>
+    <w:p>
+      <w:pPr>
+        <w:pStyle w:val="ListBullet"/>
+        <w:spacing w:line="240" w:lineRule="auto"/>
+        <w:ind w:left="720"/>
+      </w:pPr>
+      <w:r>
+        <w:rPr>
+          <w:lang w:val="hi_IN" w:bidi="hi_IN"/>
+        </w:rPr>
+      </w:r>
+      <w:r>
+        <w:rPr>
+          <w:lang w:val="hi_IN" w:bidi="hi_IN"/>
+        </w:rPr>
+        <w:t>गलातियों 05:23</w:t>
+      </w:r>
+    </w:p>
+    <w:p>
+      <w:pPr>
+        <w:pStyle w:val="ListBullet"/>
+        <w:spacing w:line="240" w:lineRule="auto"/>
+        <w:ind w:left="720"/>
+      </w:pPr>
+      <w:r>
+        <w:rPr>
+          <w:lang w:val="hi_IN" w:bidi="hi_IN"/>
+        </w:rPr>
+      </w:r>
+      <w:r>
+        <w:rPr>
+          <w:lang w:val="hi_IN" w:bidi="hi_IN"/>
+        </w:rPr>
+        <w:t>लूका 07:50</w:t>
+      </w:r>
+    </w:p>
+    <w:p>
+      <w:pPr>
+        <w:pStyle w:val="ListBullet"/>
+        <w:spacing w:line="240" w:lineRule="auto"/>
+        <w:ind w:left="720"/>
+      </w:pPr>
+      <w:r>
+        <w:rPr>
+          <w:lang w:val="hi_IN" w:bidi="hi_IN"/>
+        </w:rPr>
+      </w:r>
+      <w:r>
+        <w:rPr>
+          <w:lang w:val="hi_IN" w:bidi="hi_IN"/>
+        </w:rPr>
+        <w:t>लूका 12:51</w:t>
+      </w:r>
+    </w:p>
+    <w:p>
+      <w:pPr>
+        <w:pStyle w:val="ListBullet"/>
+        <w:spacing w:line="240" w:lineRule="auto"/>
+        <w:ind w:left="720"/>
+      </w:pPr>
+      <w:r>
+        <w:rPr>
+          <w:lang w:val="hi_IN" w:bidi="hi_IN"/>
+        </w:rPr>
+      </w:r>
+      <w:r>
+        <w:rPr>
+          <w:lang w:val="hi_IN" w:bidi="hi_IN"/>
+        </w:rPr>
+        <w:t>मरकुस 04:39</w:t>
+      </w:r>
+    </w:p>
+    <w:p>
+      <w:pPr>
+        <w:pStyle w:val="ListBullet"/>
+        <w:spacing w:line="240" w:lineRule="auto"/>
+        <w:ind w:left="720"/>
+      </w:pPr>
+      <w:r>
+        <w:rPr>
+          <w:lang w:val="hi_IN" w:bidi="hi_IN"/>
+        </w:rPr>
+      </w:r>
+      <w:r>
+        <w:rPr>
+          <w:lang w:val="hi_IN" w:bidi="hi_IN"/>
+        </w:rPr>
+        <w:t>मत्ती 05:9</w:t>
+      </w:r>
+    </w:p>
+    <w:p>
+      <w:pPr>
+        <w:pStyle w:val="ListBullet"/>
+        <w:spacing w:line="240" w:lineRule="auto"/>
+        <w:ind w:left="720"/>
+      </w:pPr>
+      <w:r>
+        <w:rPr>
+          <w:lang w:val="hi_IN" w:bidi="hi_IN"/>
+        </w:rPr>
+      </w:r>
+      <w:r>
+        <w:rPr>
+          <w:lang w:val="hi_IN" w:bidi="hi_IN"/>
+        </w:rPr>
+        <w:t>मत्ती 10:13</w:t>
+      </w:r>
     </w:p>
     <w:p>
       <w:pPr>
@@ -4430,66 +4154,48 @@
           <w:lang w:val="hi_IN" w:bidi="hi_IN"/>
         </w:rPr>
       </w:r>
-      <w:hyperlink r:id="rId39">
-        <w:r>
-          <w:rPr>
-            <w:lang w:val="hi_IN" w:bidi="hi_IN"/>
-          </w:rPr>
-          <w:rPr>
-            <w:color w:val="0000EE"/>
-            <w:u w:val="single"/>
-          </w:rPr>
-          <w:t>1 इतिहास 05:16–17</w:t>
-        </w:r>
-      </w:hyperlink>
-    </w:p>
-    <w:p>
-      <w:pPr>
-        <w:pStyle w:val="ListBullet"/>
-        <w:spacing w:line="240" w:lineRule="auto"/>
-        <w:ind w:left="720"/>
-      </w:pPr>
-      <w:r>
-        <w:rPr>
-          <w:lang w:val="hi_IN" w:bidi="hi_IN"/>
-        </w:rPr>
-      </w:r>
-      <w:hyperlink r:id="rId53">
-        <w:r>
-          <w:rPr>
-            <w:lang w:val="hi_IN" w:bidi="hi_IN"/>
-          </w:rPr>
-          <w:rPr>
-            <w:color w:val="0000EE"/>
-            <w:u w:val="single"/>
-          </w:rPr>
-          <w:t>प्रे.का. 09:33–35</w:t>
-        </w:r>
-      </w:hyperlink>
-    </w:p>
-    <w:p>
-      <w:pPr>
-        <w:pStyle w:val="ListBullet"/>
-        <w:spacing w:line="240" w:lineRule="auto"/>
-        <w:ind w:left="720"/>
-      </w:pPr>
-      <w:r>
-        <w:rPr>
-          <w:lang w:val="hi_IN" w:bidi="hi_IN"/>
-        </w:rPr>
-      </w:r>
-      <w:hyperlink r:id="rId54">
-        <w:r>
-          <w:rPr>
-            <w:lang w:val="hi_IN" w:bidi="hi_IN"/>
-          </w:rPr>
-          <w:rPr>
-            <w:color w:val="0000EE"/>
-            <w:u w:val="single"/>
-          </w:rPr>
-          <w:t>यशायाह 33:9</w:t>
-        </w:r>
-      </w:hyperlink>
+      <w:r>
+        <w:rPr>
+          <w:lang w:val="hi_IN" w:bidi="hi_IN"/>
+        </w:rPr>
+        <w:t>1 इतिहास 05:16–17</w:t>
+      </w:r>
+    </w:p>
+    <w:p>
+      <w:pPr>
+        <w:pStyle w:val="ListBullet"/>
+        <w:spacing w:line="240" w:lineRule="auto"/>
+        <w:ind w:left="720"/>
+      </w:pPr>
+      <w:r>
+        <w:rPr>
+          <w:lang w:val="hi_IN" w:bidi="hi_IN"/>
+        </w:rPr>
+      </w:r>
+      <w:r>
+        <w:rPr>
+          <w:lang w:val="hi_IN" w:bidi="hi_IN"/>
+        </w:rPr>
+        <w:t>प्रे.का. 09:33–35</w:t>
+      </w:r>
+    </w:p>
+    <w:p>
+      <w:pPr>
+        <w:pStyle w:val="ListBullet"/>
+        <w:spacing w:line="240" w:lineRule="auto"/>
+        <w:ind w:left="720"/>
+      </w:pPr>
+      <w:r>
+        <w:rPr>
+          <w:lang w:val="hi_IN" w:bidi="hi_IN"/>
+        </w:rPr>
+      </w:r>
+      <w:r>
+        <w:rPr>
+          <w:lang w:val="hi_IN" w:bidi="hi_IN"/>
+        </w:rPr>
+        <w:t>यशायाह 33:9</w:t>
+      </w:r>
     </w:p>
     <w:p>
       <w:pPr>
@@ -4771,186 +4477,138 @@
           <w:lang w:val="hi_IN" w:bidi="hi_IN"/>
         </w:rPr>
       </w:r>
-      <w:hyperlink r:id="rId55">
-        <w:r>
-          <w:rPr>
-            <w:lang w:val="hi_IN" w:bidi="hi_IN"/>
-          </w:rPr>
-          <w:rPr>
-            <w:color w:val="0000EE"/>
-            <w:u w:val="single"/>
-          </w:rPr>
-          <w:t>प्रे.का. 03:17–18</w:t>
-        </w:r>
-      </w:hyperlink>
-    </w:p>
-    <w:p>
-      <w:pPr>
-        <w:pStyle w:val="ListBullet"/>
-        <w:spacing w:line="240" w:lineRule="auto"/>
-        <w:ind w:left="720"/>
-      </w:pPr>
-      <w:r>
-        <w:rPr>
-          <w:lang w:val="hi_IN" w:bidi="hi_IN"/>
-        </w:rPr>
-      </w:r>
-      <w:hyperlink r:id="rId56">
-        <w:r>
-          <w:rPr>
-            <w:lang w:val="hi_IN" w:bidi="hi_IN"/>
-          </w:rPr>
-          <w:rPr>
-            <w:color w:val="0000EE"/>
-            <w:u w:val="single"/>
-          </w:rPr>
-          <w:t>प्रे.का. 07:35–37</w:t>
-        </w:r>
-      </w:hyperlink>
-    </w:p>
-    <w:p>
-      <w:pPr>
-        <w:pStyle w:val="ListBullet"/>
-        <w:spacing w:line="240" w:lineRule="auto"/>
-        <w:ind w:left="720"/>
-      </w:pPr>
-      <w:r>
-        <w:rPr>
-          <w:lang w:val="hi_IN" w:bidi="hi_IN"/>
-        </w:rPr>
-      </w:r>
-      <w:hyperlink r:id="rId57">
-        <w:r>
-          <w:rPr>
-            <w:lang w:val="hi_IN" w:bidi="hi_IN"/>
-          </w:rPr>
-          <w:rPr>
-            <w:color w:val="0000EE"/>
-            <w:u w:val="single"/>
-          </w:rPr>
-          <w:t>लूका 12:11–12</w:t>
-        </w:r>
-      </w:hyperlink>
-    </w:p>
-    <w:p>
-      <w:pPr>
-        <w:pStyle w:val="ListBullet"/>
-        <w:spacing w:line="240" w:lineRule="auto"/>
-        <w:ind w:left="720"/>
-      </w:pPr>
-      <w:r>
-        <w:rPr>
-          <w:lang w:val="hi_IN" w:bidi="hi_IN"/>
-        </w:rPr>
-      </w:r>
-      <w:hyperlink r:id="rId58">
-        <w:r>
-          <w:rPr>
-            <w:lang w:val="hi_IN" w:bidi="hi_IN"/>
-          </w:rPr>
-          <w:rPr>
-            <w:color w:val="0000EE"/>
-            <w:u w:val="single"/>
-          </w:rPr>
-          <w:t>लूका 23:35</w:t>
-        </w:r>
-      </w:hyperlink>
-    </w:p>
-    <w:p>
-      <w:pPr>
-        <w:pStyle w:val="ListBullet"/>
-        <w:spacing w:line="240" w:lineRule="auto"/>
-        <w:ind w:left="720"/>
-      </w:pPr>
-      <w:r>
-        <w:rPr>
-          <w:lang w:val="hi_IN" w:bidi="hi_IN"/>
-        </w:rPr>
-      </w:r>
-      <w:hyperlink r:id="rId59">
-        <w:r>
-          <w:rPr>
-            <w:lang w:val="hi_IN" w:bidi="hi_IN"/>
-          </w:rPr>
-          <w:rPr>
-            <w:color w:val="0000EE"/>
-            <w:u w:val="single"/>
-          </w:rPr>
-          <w:t>मरकुस 10:42</w:t>
-        </w:r>
-      </w:hyperlink>
-    </w:p>
-    <w:p>
-      <w:pPr>
-        <w:pStyle w:val="ListBullet"/>
-        <w:spacing w:line="240" w:lineRule="auto"/>
-        <w:ind w:left="720"/>
-      </w:pPr>
-      <w:r>
-        <w:rPr>
-          <w:lang w:val="hi_IN" w:bidi="hi_IN"/>
-        </w:rPr>
-      </w:r>
-      <w:hyperlink r:id="rId60">
-        <w:r>
-          <w:rPr>
-            <w:lang w:val="hi_IN" w:bidi="hi_IN"/>
-          </w:rPr>
-          <w:rPr>
-            <w:color w:val="0000EE"/>
-            <w:u w:val="single"/>
-          </w:rPr>
-          <w:t>मत्ती. 09:32–34</w:t>
-        </w:r>
-      </w:hyperlink>
-    </w:p>
-    <w:p>
-      <w:pPr>
-        <w:pStyle w:val="ListBullet"/>
-        <w:spacing w:line="240" w:lineRule="auto"/>
-        <w:ind w:left="720"/>
-      </w:pPr>
-      <w:r>
-        <w:rPr>
-          <w:lang w:val="hi_IN" w:bidi="hi_IN"/>
-        </w:rPr>
-      </w:r>
-      <w:hyperlink r:id="rId61">
-        <w:r>
-          <w:rPr>
-            <w:lang w:val="hi_IN" w:bidi="hi_IN"/>
-          </w:rPr>
-          <w:rPr>
-            <w:color w:val="0000EE"/>
-            <w:u w:val="single"/>
-          </w:rPr>
-          <w:t>मत्ती. 20:25</w:t>
-        </w:r>
-      </w:hyperlink>
-    </w:p>
-    <w:p>
-      <w:pPr>
-        <w:pStyle w:val="ListBullet"/>
-        <w:spacing w:line="240" w:lineRule="auto"/>
-        <w:ind w:left="720"/>
-      </w:pPr>
-      <w:r>
-        <w:rPr>
-          <w:lang w:val="hi_IN" w:bidi="hi_IN"/>
-        </w:rPr>
-      </w:r>
-      <w:hyperlink r:id="rId62">
-        <w:r>
-          <w:rPr>
-            <w:lang w:val="hi_IN" w:bidi="hi_IN"/>
-          </w:rPr>
-          <w:rPr>
-            <w:color w:val="0000EE"/>
-            <w:u w:val="single"/>
-          </w:rPr>
-          <w:t>तीतुस 03:01</w:t>
-        </w:r>
-      </w:hyperlink>
+      <w:r>
+        <w:rPr>
+          <w:lang w:val="hi_IN" w:bidi="hi_IN"/>
+        </w:rPr>
+        <w:t>प्रे.का. 03:17–18</w:t>
+      </w:r>
+    </w:p>
+    <w:p>
+      <w:pPr>
+        <w:pStyle w:val="ListBullet"/>
+        <w:spacing w:line="240" w:lineRule="auto"/>
+        <w:ind w:left="720"/>
+      </w:pPr>
+      <w:r>
+        <w:rPr>
+          <w:lang w:val="hi_IN" w:bidi="hi_IN"/>
+        </w:rPr>
+      </w:r>
+      <w:r>
+        <w:rPr>
+          <w:lang w:val="hi_IN" w:bidi="hi_IN"/>
+        </w:rPr>
+        <w:t>प्रे.का. 07:35–37</w:t>
+      </w:r>
+    </w:p>
+    <w:p>
+      <w:pPr>
+        <w:pStyle w:val="ListBullet"/>
+        <w:spacing w:line="240" w:lineRule="auto"/>
+        <w:ind w:left="720"/>
+      </w:pPr>
+      <w:r>
+        <w:rPr>
+          <w:lang w:val="hi_IN" w:bidi="hi_IN"/>
+        </w:rPr>
+      </w:r>
+      <w:r>
+        <w:rPr>
+          <w:lang w:val="hi_IN" w:bidi="hi_IN"/>
+        </w:rPr>
+        <w:t>लूका 12:11–12</w:t>
+      </w:r>
+    </w:p>
+    <w:p>
+      <w:pPr>
+        <w:pStyle w:val="ListBullet"/>
+        <w:spacing w:line="240" w:lineRule="auto"/>
+        <w:ind w:left="720"/>
+      </w:pPr>
+      <w:r>
+        <w:rPr>
+          <w:lang w:val="hi_IN" w:bidi="hi_IN"/>
+        </w:rPr>
+      </w:r>
+      <w:r>
+        <w:rPr>
+          <w:lang w:val="hi_IN" w:bidi="hi_IN"/>
+        </w:rPr>
+        <w:t>लूका 23:35</w:t>
+      </w:r>
+    </w:p>
+    <w:p>
+      <w:pPr>
+        <w:pStyle w:val="ListBullet"/>
+        <w:spacing w:line="240" w:lineRule="auto"/>
+        <w:ind w:left="720"/>
+      </w:pPr>
+      <w:r>
+        <w:rPr>
+          <w:lang w:val="hi_IN" w:bidi="hi_IN"/>
+        </w:rPr>
+      </w:r>
+      <w:r>
+        <w:rPr>
+          <w:lang w:val="hi_IN" w:bidi="hi_IN"/>
+        </w:rPr>
+        <w:t>मरकुस 10:42</w:t>
+      </w:r>
+    </w:p>
+    <w:p>
+      <w:pPr>
+        <w:pStyle w:val="ListBullet"/>
+        <w:spacing w:line="240" w:lineRule="auto"/>
+        <w:ind w:left="720"/>
+      </w:pPr>
+      <w:r>
+        <w:rPr>
+          <w:lang w:val="hi_IN" w:bidi="hi_IN"/>
+        </w:rPr>
+      </w:r>
+      <w:r>
+        <w:rPr>
+          <w:lang w:val="hi_IN" w:bidi="hi_IN"/>
+        </w:rPr>
+        <w:t>मत्ती. 09:32–34</w:t>
+      </w:r>
+    </w:p>
+    <w:p>
+      <w:pPr>
+        <w:pStyle w:val="ListBullet"/>
+        <w:spacing w:line="240" w:lineRule="auto"/>
+        <w:ind w:left="720"/>
+      </w:pPr>
+      <w:r>
+        <w:rPr>
+          <w:lang w:val="hi_IN" w:bidi="hi_IN"/>
+        </w:rPr>
+      </w:r>
+      <w:r>
+        <w:rPr>
+          <w:lang w:val="hi_IN" w:bidi="hi_IN"/>
+        </w:rPr>
+        <w:t>मत्ती. 20:25</w:t>
+      </w:r>
+    </w:p>
+    <w:p>
+      <w:pPr>
+        <w:pStyle w:val="ListBullet"/>
+        <w:spacing w:line="240" w:lineRule="auto"/>
+        <w:ind w:left="720"/>
+      </w:pPr>
+      <w:r>
+        <w:rPr>
+          <w:lang w:val="hi_IN" w:bidi="hi_IN"/>
+        </w:rPr>
+      </w:r>
+      <w:r>
+        <w:rPr>
+          <w:lang w:val="hi_IN" w:bidi="hi_IN"/>
+        </w:rPr>
+        <w:t>तीतुस 03:01</w:t>
+      </w:r>
     </w:p>
     <w:p>
       <w:pPr>
@@ -5303,138 +4961,102 @@
           <w:lang w:val="hi_IN" w:bidi="hi_IN"/>
         </w:rPr>
       </w:r>
-      <w:hyperlink r:id="rId63">
-        <w:r>
-          <w:rPr>
-            <w:lang w:val="hi_IN" w:bidi="hi_IN"/>
-          </w:rPr>
-          <w:rPr>
-            <w:color w:val="0000EE"/>
-            <w:u w:val="single"/>
-          </w:rPr>
-          <w:t>प्रे.का. 07:9–10</w:t>
-        </w:r>
-      </w:hyperlink>
-    </w:p>
-    <w:p>
-      <w:pPr>
-        <w:pStyle w:val="ListBullet"/>
-        <w:spacing w:line="240" w:lineRule="auto"/>
-        <w:ind w:left="720"/>
-      </w:pPr>
-      <w:r>
-        <w:rPr>
-          <w:lang w:val="hi_IN" w:bidi="hi_IN"/>
-        </w:rPr>
-      </w:r>
-      <w:hyperlink r:id="rId64">
-        <w:r>
-          <w:rPr>
-            <w:lang w:val="hi_IN" w:bidi="hi_IN"/>
-          </w:rPr>
-          <w:rPr>
-            <w:color w:val="0000EE"/>
-            <w:u w:val="single"/>
-          </w:rPr>
-          <w:t>प्रे.का. 23:22</w:t>
-        </w:r>
-      </w:hyperlink>
-    </w:p>
-    <w:p>
-      <w:pPr>
-        <w:pStyle w:val="ListBullet"/>
-        <w:spacing w:line="240" w:lineRule="auto"/>
-        <w:ind w:left="720"/>
-      </w:pPr>
-      <w:r>
-        <w:rPr>
-          <w:lang w:val="hi_IN" w:bidi="hi_IN"/>
-        </w:rPr>
-      </w:r>
-      <w:hyperlink r:id="rId65">
-        <w:r>
-          <w:rPr>
-            <w:lang w:val="hi_IN" w:bidi="hi_IN"/>
-          </w:rPr>
-          <w:rPr>
-            <w:color w:val="0000EE"/>
-            <w:u w:val="single"/>
-          </w:rPr>
-          <w:t>प्रे.का. 26:30</w:t>
-        </w:r>
-      </w:hyperlink>
-    </w:p>
-    <w:p>
-      <w:pPr>
-        <w:pStyle w:val="ListBullet"/>
-        <w:spacing w:line="240" w:lineRule="auto"/>
-        <w:ind w:left="720"/>
-      </w:pPr>
-      <w:r>
-        <w:rPr>
-          <w:lang w:val="hi_IN" w:bidi="hi_IN"/>
-        </w:rPr>
-      </w:r>
-      <w:hyperlink r:id="rId66">
-        <w:r>
-          <w:rPr>
-            <w:lang w:val="hi_IN" w:bidi="hi_IN"/>
-          </w:rPr>
-          <w:rPr>
-            <w:color w:val="0000EE"/>
-            <w:u w:val="single"/>
-          </w:rPr>
-          <w:t>मरकुस 13:9–10</w:t>
-        </w:r>
-      </w:hyperlink>
-    </w:p>
-    <w:p>
-      <w:pPr>
-        <w:pStyle w:val="ListBullet"/>
-        <w:spacing w:line="240" w:lineRule="auto"/>
-        <w:ind w:left="720"/>
-      </w:pPr>
-      <w:r>
-        <w:rPr>
-          <w:lang w:val="hi_IN" w:bidi="hi_IN"/>
-        </w:rPr>
-      </w:r>
-      <w:hyperlink r:id="rId67">
-        <w:r>
-          <w:rPr>
-            <w:lang w:val="hi_IN" w:bidi="hi_IN"/>
-          </w:rPr>
-          <w:rPr>
-            <w:color w:val="0000EE"/>
-            <w:u w:val="single"/>
-          </w:rPr>
-          <w:t>मत्ती 10:18</w:t>
-        </w:r>
-      </w:hyperlink>
-    </w:p>
-    <w:p>
-      <w:pPr>
-        <w:pStyle w:val="ListBullet"/>
-        <w:spacing w:line="240" w:lineRule="auto"/>
-        <w:ind w:left="720"/>
-      </w:pPr>
-      <w:r>
-        <w:rPr>
-          <w:lang w:val="hi_IN" w:bidi="hi_IN"/>
-        </w:rPr>
-      </w:r>
-      <w:hyperlink r:id="rId68">
-        <w:r>
-          <w:rPr>
-            <w:lang w:val="hi_IN" w:bidi="hi_IN"/>
-          </w:rPr>
-          <w:rPr>
-            <w:color w:val="0000EE"/>
-            <w:u w:val="single"/>
-          </w:rPr>
-          <w:t>मत्ती 27:1–2</w:t>
-        </w:r>
-      </w:hyperlink>
+      <w:r>
+        <w:rPr>
+          <w:lang w:val="hi_IN" w:bidi="hi_IN"/>
+        </w:rPr>
+        <w:t>प्रे.का. 07:9–10</w:t>
+      </w:r>
+    </w:p>
+    <w:p>
+      <w:pPr>
+        <w:pStyle w:val="ListBullet"/>
+        <w:spacing w:line="240" w:lineRule="auto"/>
+        <w:ind w:left="720"/>
+      </w:pPr>
+      <w:r>
+        <w:rPr>
+          <w:lang w:val="hi_IN" w:bidi="hi_IN"/>
+        </w:rPr>
+      </w:r>
+      <w:r>
+        <w:rPr>
+          <w:lang w:val="hi_IN" w:bidi="hi_IN"/>
+        </w:rPr>
+        <w:t>प्रे.का. 23:22</w:t>
+      </w:r>
+    </w:p>
+    <w:p>
+      <w:pPr>
+        <w:pStyle w:val="ListBullet"/>
+        <w:spacing w:line="240" w:lineRule="auto"/>
+        <w:ind w:left="720"/>
+      </w:pPr>
+      <w:r>
+        <w:rPr>
+          <w:lang w:val="hi_IN" w:bidi="hi_IN"/>
+        </w:rPr>
+      </w:r>
+      <w:r>
+        <w:rPr>
+          <w:lang w:val="hi_IN" w:bidi="hi_IN"/>
+        </w:rPr>
+        <w:t>प्रे.का. 26:30</w:t>
+      </w:r>
+    </w:p>
+    <w:p>
+      <w:pPr>
+        <w:pStyle w:val="ListBullet"/>
+        <w:spacing w:line="240" w:lineRule="auto"/>
+        <w:ind w:left="720"/>
+      </w:pPr>
+      <w:r>
+        <w:rPr>
+          <w:lang w:val="hi_IN" w:bidi="hi_IN"/>
+        </w:rPr>
+      </w:r>
+      <w:r>
+        <w:rPr>
+          <w:lang w:val="hi_IN" w:bidi="hi_IN"/>
+        </w:rPr>
+        <w:t>मरकुस 13:9–10</w:t>
+      </w:r>
+    </w:p>
+    <w:p>
+      <w:pPr>
+        <w:pStyle w:val="ListBullet"/>
+        <w:spacing w:line="240" w:lineRule="auto"/>
+        <w:ind w:left="720"/>
+      </w:pPr>
+      <w:r>
+        <w:rPr>
+          <w:lang w:val="hi_IN" w:bidi="hi_IN"/>
+        </w:rPr>
+      </w:r>
+      <w:r>
+        <w:rPr>
+          <w:lang w:val="hi_IN" w:bidi="hi_IN"/>
+        </w:rPr>
+        <w:t>मत्ती 10:18</w:t>
+      </w:r>
+    </w:p>
+    <w:p>
+      <w:pPr>
+        <w:pStyle w:val="ListBullet"/>
+        <w:spacing w:line="240" w:lineRule="auto"/>
+        <w:ind w:left="720"/>
+      </w:pPr>
+      <w:r>
+        <w:rPr>
+          <w:lang w:val="hi_IN" w:bidi="hi_IN"/>
+        </w:rPr>
+      </w:r>
+      <w:r>
+        <w:rPr>
+          <w:lang w:val="hi_IN" w:bidi="hi_IN"/>
+        </w:rPr>
+        <w:t>मत्ती 27:1–2</w:t>
+      </w:r>
     </w:p>
     <w:p>
       <w:pPr>
@@ -5692,210 +5314,156 @@
           <w:lang w:val="hi_IN" w:bidi="hi_IN"/>
         </w:rPr>
       </w:r>
-      <w:hyperlink r:id="rId69">
-        <w:r>
-          <w:rPr>
-            <w:lang w:val="hi_IN" w:bidi="hi_IN"/>
-          </w:rPr>
-          <w:rPr>
-            <w:color w:val="0000EE"/>
-            <w:u w:val="single"/>
-          </w:rPr>
-          <w:t>प्रे.का. 04:05</w:t>
-        </w:r>
-      </w:hyperlink>
-    </w:p>
-    <w:p>
-      <w:pPr>
-        <w:pStyle w:val="ListBullet"/>
-        <w:spacing w:line="240" w:lineRule="auto"/>
-        <w:ind w:left="720"/>
-      </w:pPr>
-      <w:r>
-        <w:rPr>
-          <w:lang w:val="hi_IN" w:bidi="hi_IN"/>
-        </w:rPr>
-      </w:r>
-      <w:hyperlink r:id="rId70">
-        <w:r>
-          <w:rPr>
-            <w:lang w:val="hi_IN" w:bidi="hi_IN"/>
-          </w:rPr>
-          <w:rPr>
-            <w:color w:val="0000EE"/>
-            <w:u w:val="single"/>
-          </w:rPr>
-          <w:t>लूका 07:29–30</w:t>
-        </w:r>
-      </w:hyperlink>
-    </w:p>
-    <w:p>
-      <w:pPr>
-        <w:pStyle w:val="ListBullet"/>
-        <w:spacing w:line="240" w:lineRule="auto"/>
-        <w:ind w:left="720"/>
-      </w:pPr>
-      <w:r>
-        <w:rPr>
-          <w:lang w:val="hi_IN" w:bidi="hi_IN"/>
-        </w:rPr>
-      </w:r>
-      <w:hyperlink r:id="rId71">
-        <w:r>
-          <w:rPr>
-            <w:lang w:val="hi_IN" w:bidi="hi_IN"/>
-          </w:rPr>
-          <w:rPr>
-            <w:color w:val="0000EE"/>
-            <w:u w:val="single"/>
-          </w:rPr>
-          <w:t>लूका 20:47</w:t>
-        </w:r>
-      </w:hyperlink>
-    </w:p>
-    <w:p>
-      <w:pPr>
-        <w:pStyle w:val="ListBullet"/>
-        <w:spacing w:line="240" w:lineRule="auto"/>
-        <w:ind w:left="720"/>
-      </w:pPr>
-      <w:r>
-        <w:rPr>
-          <w:lang w:val="hi_IN" w:bidi="hi_IN"/>
-        </w:rPr>
-      </w:r>
-      <w:hyperlink r:id="rId72">
-        <w:r>
-          <w:rPr>
-            <w:lang w:val="hi_IN" w:bidi="hi_IN"/>
-          </w:rPr>
-          <w:rPr>
-            <w:color w:val="0000EE"/>
-            <w:u w:val="single"/>
-          </w:rPr>
-          <w:t>मरकुस 01:22</w:t>
-        </w:r>
-      </w:hyperlink>
-    </w:p>
-    <w:p>
-      <w:pPr>
-        <w:pStyle w:val="ListBullet"/>
-        <w:spacing w:line="240" w:lineRule="auto"/>
-        <w:ind w:left="720"/>
-      </w:pPr>
-      <w:r>
-        <w:rPr>
-          <w:lang w:val="hi_IN" w:bidi="hi_IN"/>
-        </w:rPr>
-      </w:r>
-      <w:hyperlink r:id="rId73">
-        <w:r>
-          <w:rPr>
-            <w:lang w:val="hi_IN" w:bidi="hi_IN"/>
-          </w:rPr>
-          <w:rPr>
-            <w:color w:val="0000EE"/>
-            <w:u w:val="single"/>
-          </w:rPr>
-          <w:t>मरकुस 02:16</w:t>
-        </w:r>
-      </w:hyperlink>
-    </w:p>
-    <w:p>
-      <w:pPr>
-        <w:pStyle w:val="ListBullet"/>
-        <w:spacing w:line="240" w:lineRule="auto"/>
-        <w:ind w:left="720"/>
-      </w:pPr>
-      <w:r>
-        <w:rPr>
-          <w:lang w:val="hi_IN" w:bidi="hi_IN"/>
-        </w:rPr>
-      </w:r>
-      <w:hyperlink r:id="rId74">
-        <w:r>
-          <w:rPr>
-            <w:lang w:val="hi_IN" w:bidi="hi_IN"/>
-          </w:rPr>
-          <w:rPr>
-            <w:color w:val="0000EE"/>
-            <w:u w:val="single"/>
-          </w:rPr>
-          <w:t>मत्ती 05:19–20</w:t>
-        </w:r>
-      </w:hyperlink>
-    </w:p>
-    <w:p>
-      <w:pPr>
-        <w:pStyle w:val="ListBullet"/>
-        <w:spacing w:line="240" w:lineRule="auto"/>
-        <w:ind w:left="720"/>
-      </w:pPr>
-      <w:r>
-        <w:rPr>
-          <w:lang w:val="hi_IN" w:bidi="hi_IN"/>
-        </w:rPr>
-      </w:r>
-      <w:hyperlink r:id="rId75">
-        <w:r>
-          <w:rPr>
-            <w:lang w:val="hi_IN" w:bidi="hi_IN"/>
-          </w:rPr>
-          <w:rPr>
-            <w:color w:val="0000EE"/>
-            <w:u w:val="single"/>
-          </w:rPr>
-          <w:t>मत्ती 07:28</w:t>
-        </w:r>
-      </w:hyperlink>
-    </w:p>
-    <w:p>
-      <w:pPr>
-        <w:pStyle w:val="ListBullet"/>
-        <w:spacing w:line="240" w:lineRule="auto"/>
-        <w:ind w:left="720"/>
-      </w:pPr>
-      <w:r>
-        <w:rPr>
-          <w:lang w:val="hi_IN" w:bidi="hi_IN"/>
-        </w:rPr>
-      </w:r>
-      <w:hyperlink r:id="rId76">
-        <w:r>
-          <w:rPr>
-            <w:lang w:val="hi_IN" w:bidi="hi_IN"/>
-          </w:rPr>
-          <w:rPr>
-            <w:color w:val="0000EE"/>
-            <w:u w:val="single"/>
-          </w:rPr>
-          <w:t>मत्ती 12:38</w:t>
-        </w:r>
-      </w:hyperlink>
-    </w:p>
-    <w:p>
-      <w:pPr>
-        <w:pStyle w:val="ListBullet"/>
-        <w:spacing w:line="240" w:lineRule="auto"/>
-        <w:ind w:left="720"/>
-      </w:pPr>
-      <w:r>
-        <w:rPr>
-          <w:lang w:val="hi_IN" w:bidi="hi_IN"/>
-        </w:rPr>
-      </w:r>
-      <w:hyperlink r:id="rId77">
-        <w:r>
-          <w:rPr>
-            <w:lang w:val="hi_IN" w:bidi="hi_IN"/>
-          </w:rPr>
-          <w:rPr>
-            <w:color w:val="0000EE"/>
-            <w:u w:val="single"/>
-          </w:rPr>
-          <w:t>मत्ती. 13:51–52</w:t>
-        </w:r>
-      </w:hyperlink>
+      <w:r>
+        <w:rPr>
+          <w:lang w:val="hi_IN" w:bidi="hi_IN"/>
+        </w:rPr>
+        <w:t>प्रे.का. 04:05</w:t>
+      </w:r>
+    </w:p>
+    <w:p>
+      <w:pPr>
+        <w:pStyle w:val="ListBullet"/>
+        <w:spacing w:line="240" w:lineRule="auto"/>
+        <w:ind w:left="720"/>
+      </w:pPr>
+      <w:r>
+        <w:rPr>
+          <w:lang w:val="hi_IN" w:bidi="hi_IN"/>
+        </w:rPr>
+      </w:r>
+      <w:r>
+        <w:rPr>
+          <w:lang w:val="hi_IN" w:bidi="hi_IN"/>
+        </w:rPr>
+        <w:t>लूका 07:29–30</w:t>
+      </w:r>
+    </w:p>
+    <w:p>
+      <w:pPr>
+        <w:pStyle w:val="ListBullet"/>
+        <w:spacing w:line="240" w:lineRule="auto"/>
+        <w:ind w:left="720"/>
+      </w:pPr>
+      <w:r>
+        <w:rPr>
+          <w:lang w:val="hi_IN" w:bidi="hi_IN"/>
+        </w:rPr>
+      </w:r>
+      <w:r>
+        <w:rPr>
+          <w:lang w:val="hi_IN" w:bidi="hi_IN"/>
+        </w:rPr>
+        <w:t>लूका 20:47</w:t>
+      </w:r>
+    </w:p>
+    <w:p>
+      <w:pPr>
+        <w:pStyle w:val="ListBullet"/>
+        <w:spacing w:line="240" w:lineRule="auto"/>
+        <w:ind w:left="720"/>
+      </w:pPr>
+      <w:r>
+        <w:rPr>
+          <w:lang w:val="hi_IN" w:bidi="hi_IN"/>
+        </w:rPr>
+      </w:r>
+      <w:r>
+        <w:rPr>
+          <w:lang w:val="hi_IN" w:bidi="hi_IN"/>
+        </w:rPr>
+        <w:t>मरकुस 01:22</w:t>
+      </w:r>
+    </w:p>
+    <w:p>
+      <w:pPr>
+        <w:pStyle w:val="ListBullet"/>
+        <w:spacing w:line="240" w:lineRule="auto"/>
+        <w:ind w:left="720"/>
+      </w:pPr>
+      <w:r>
+        <w:rPr>
+          <w:lang w:val="hi_IN" w:bidi="hi_IN"/>
+        </w:rPr>
+      </w:r>
+      <w:r>
+        <w:rPr>
+          <w:lang w:val="hi_IN" w:bidi="hi_IN"/>
+        </w:rPr>
+        <w:t>मरकुस 02:16</w:t>
+      </w:r>
+    </w:p>
+    <w:p>
+      <w:pPr>
+        <w:pStyle w:val="ListBullet"/>
+        <w:spacing w:line="240" w:lineRule="auto"/>
+        <w:ind w:left="720"/>
+      </w:pPr>
+      <w:r>
+        <w:rPr>
+          <w:lang w:val="hi_IN" w:bidi="hi_IN"/>
+        </w:rPr>
+      </w:r>
+      <w:r>
+        <w:rPr>
+          <w:lang w:val="hi_IN" w:bidi="hi_IN"/>
+        </w:rPr>
+        <w:t>मत्ती 05:19–20</w:t>
+      </w:r>
+    </w:p>
+    <w:p>
+      <w:pPr>
+        <w:pStyle w:val="ListBullet"/>
+        <w:spacing w:line="240" w:lineRule="auto"/>
+        <w:ind w:left="720"/>
+      </w:pPr>
+      <w:r>
+        <w:rPr>
+          <w:lang w:val="hi_IN" w:bidi="hi_IN"/>
+        </w:rPr>
+      </w:r>
+      <w:r>
+        <w:rPr>
+          <w:lang w:val="hi_IN" w:bidi="hi_IN"/>
+        </w:rPr>
+        <w:t>मत्ती 07:28</w:t>
+      </w:r>
+    </w:p>
+    <w:p>
+      <w:pPr>
+        <w:pStyle w:val="ListBullet"/>
+        <w:spacing w:line="240" w:lineRule="auto"/>
+        <w:ind w:left="720"/>
+      </w:pPr>
+      <w:r>
+        <w:rPr>
+          <w:lang w:val="hi_IN" w:bidi="hi_IN"/>
+        </w:rPr>
+      </w:r>
+      <w:r>
+        <w:rPr>
+          <w:lang w:val="hi_IN" w:bidi="hi_IN"/>
+        </w:rPr>
+        <w:t>मत्ती 12:38</w:t>
+      </w:r>
+    </w:p>
+    <w:p>
+      <w:pPr>
+        <w:pStyle w:val="ListBullet"/>
+        <w:spacing w:line="240" w:lineRule="auto"/>
+        <w:ind w:left="720"/>
+      </w:pPr>
+      <w:r>
+        <w:rPr>
+          <w:lang w:val="hi_IN" w:bidi="hi_IN"/>
+        </w:rPr>
+      </w:r>
+      <w:r>
+        <w:rPr>
+          <w:lang w:val="hi_IN" w:bidi="hi_IN"/>
+        </w:rPr>
+        <w:t>मत्ती. 13:51–52</w:t>
+      </w:r>
     </w:p>
     <w:p>
       <w:pPr>
@@ -6133,114 +5701,84 @@
           <w:lang w:val="hi_IN" w:bidi="hi_IN"/>
         </w:rPr>
       </w:r>
-      <w:hyperlink r:id="rId78">
-        <w:r>
-          <w:rPr>
-            <w:lang w:val="hi_IN" w:bidi="hi_IN"/>
-          </w:rPr>
-          <w:rPr>
-            <w:color w:val="0000EE"/>
-            <w:u w:val="single"/>
-          </w:rPr>
-          <w:t>उत्पत्ति 10:8–10</w:t>
-        </w:r>
-      </w:hyperlink>
-    </w:p>
-    <w:p>
-      <w:pPr>
-        <w:pStyle w:val="ListBullet"/>
-        <w:spacing w:line="240" w:lineRule="auto"/>
-        <w:ind w:left="720"/>
-      </w:pPr>
-      <w:r>
-        <w:rPr>
-          <w:lang w:val="hi_IN" w:bidi="hi_IN"/>
-        </w:rPr>
-      </w:r>
-      <w:hyperlink r:id="rId79">
-        <w:r>
-          <w:rPr>
-            <w:lang w:val="hi_IN" w:bidi="hi_IN"/>
-          </w:rPr>
-          <w:rPr>
-            <w:color w:val="0000EE"/>
-            <w:u w:val="single"/>
-          </w:rPr>
-          <w:t>उत्पत्ति 14: 1–2</w:t>
-        </w:r>
-      </w:hyperlink>
-    </w:p>
-    <w:p>
-      <w:pPr>
-        <w:pStyle w:val="ListBullet"/>
-        <w:spacing w:line="240" w:lineRule="auto"/>
-        <w:ind w:left="720"/>
-      </w:pPr>
-      <w:r>
-        <w:rPr>
-          <w:lang w:val="hi_IN" w:bidi="hi_IN"/>
-        </w:rPr>
-      </w:r>
-      <w:hyperlink r:id="rId80">
-        <w:r>
-          <w:rPr>
-            <w:lang w:val="hi_IN" w:bidi="hi_IN"/>
-          </w:rPr>
-          <w:rPr>
-            <w:color w:val="0000EE"/>
-            <w:u w:val="single"/>
-          </w:rPr>
-          <w:t>उत्पत्ति 14:7–9</w:t>
-        </w:r>
-      </w:hyperlink>
-    </w:p>
-    <w:p>
-      <w:pPr>
-        <w:pStyle w:val="ListBullet"/>
-        <w:spacing w:line="240" w:lineRule="auto"/>
-        <w:ind w:left="720"/>
-      </w:pPr>
-      <w:r>
-        <w:rPr>
-          <w:lang w:val="hi_IN" w:bidi="hi_IN"/>
-        </w:rPr>
-      </w:r>
-      <w:hyperlink r:id="rId81">
-        <w:r>
-          <w:rPr>
-            <w:lang w:val="hi_IN" w:bidi="hi_IN"/>
-          </w:rPr>
-          <w:rPr>
-            <w:color w:val="0000EE"/>
-            <w:u w:val="single"/>
-          </w:rPr>
-          <w:t>यशायाह 11:10–11</w:t>
-        </w:r>
-      </w:hyperlink>
-    </w:p>
-    <w:p>
-      <w:pPr>
-        <w:pStyle w:val="ListBullet"/>
-        <w:spacing w:line="240" w:lineRule="auto"/>
-        <w:ind w:left="720"/>
-      </w:pPr>
-      <w:r>
-        <w:rPr>
-          <w:lang w:val="hi_IN" w:bidi="hi_IN"/>
-        </w:rPr>
-      </w:r>
-      <w:hyperlink r:id="rId82">
-        <w:r>
-          <w:rPr>
-            <w:lang w:val="hi_IN" w:bidi="hi_IN"/>
-          </w:rPr>
-          <w:rPr>
-            <w:color w:val="0000EE"/>
-            <w:u w:val="single"/>
-          </w:rPr>
-          <w:t>जकर्याह 05:10–11</w:t>
-        </w:r>
-      </w:hyperlink>
+      <w:r>
+        <w:rPr>
+          <w:lang w:val="hi_IN" w:bidi="hi_IN"/>
+        </w:rPr>
+        <w:t>उत्पत्ति 10:8–10</w:t>
+      </w:r>
+    </w:p>
+    <w:p>
+      <w:pPr>
+        <w:pStyle w:val="ListBullet"/>
+        <w:spacing w:line="240" w:lineRule="auto"/>
+        <w:ind w:left="720"/>
+      </w:pPr>
+      <w:r>
+        <w:rPr>
+          <w:lang w:val="hi_IN" w:bidi="hi_IN"/>
+        </w:rPr>
+      </w:r>
+      <w:r>
+        <w:rPr>
+          <w:lang w:val="hi_IN" w:bidi="hi_IN"/>
+        </w:rPr>
+        <w:t>उत्पत्ति 14: 1–2</w:t>
+      </w:r>
+    </w:p>
+    <w:p>
+      <w:pPr>
+        <w:pStyle w:val="ListBullet"/>
+        <w:spacing w:line="240" w:lineRule="auto"/>
+        <w:ind w:left="720"/>
+      </w:pPr>
+      <w:r>
+        <w:rPr>
+          <w:lang w:val="hi_IN" w:bidi="hi_IN"/>
+        </w:rPr>
+      </w:r>
+      <w:r>
+        <w:rPr>
+          <w:lang w:val="hi_IN" w:bidi="hi_IN"/>
+        </w:rPr>
+        <w:t>उत्पत्ति 14:7–9</w:t>
+      </w:r>
+    </w:p>
+    <w:p>
+      <w:pPr>
+        <w:pStyle w:val="ListBullet"/>
+        <w:spacing w:line="240" w:lineRule="auto"/>
+        <w:ind w:left="720"/>
+      </w:pPr>
+      <w:r>
+        <w:rPr>
+          <w:lang w:val="hi_IN" w:bidi="hi_IN"/>
+        </w:rPr>
+      </w:r>
+      <w:r>
+        <w:rPr>
+          <w:lang w:val="hi_IN" w:bidi="hi_IN"/>
+        </w:rPr>
+        <w:t>यशायाह 11:10–11</w:t>
+      </w:r>
+    </w:p>
+    <w:p>
+      <w:pPr>
+        <w:pStyle w:val="ListBullet"/>
+        <w:spacing w:line="240" w:lineRule="auto"/>
+        <w:ind w:left="720"/>
+      </w:pPr>
+      <w:r>
+        <w:rPr>
+          <w:lang w:val="hi_IN" w:bidi="hi_IN"/>
+        </w:rPr>
+      </w:r>
+      <w:r>
+        <w:rPr>
+          <w:lang w:val="hi_IN" w:bidi="hi_IN"/>
+        </w:rPr>
+        <w:t>जकर्याह 05:10–11</w:t>
+      </w:r>
     </w:p>
     <w:p>
       <w:pPr>
@@ -6488,90 +6026,66 @@
           <w:lang w:val="hi_IN" w:bidi="hi_IN"/>
         </w:rPr>
       </w:r>
-      <w:hyperlink r:id="rId25">
-        <w:r>
-          <w:rPr>
-            <w:lang w:val="hi_IN" w:bidi="hi_IN"/>
-          </w:rPr>
-          <w:rPr>
-            <w:color w:val="0000EE"/>
-            <w:u w:val="single"/>
-          </w:rPr>
-          <w:t>इब्रानियों 11:32–34</w:t>
-        </w:r>
-      </w:hyperlink>
-    </w:p>
-    <w:p>
-      <w:pPr>
-        <w:pStyle w:val="ListBullet"/>
-        <w:spacing w:line="240" w:lineRule="auto"/>
-        <w:ind w:left="720"/>
-      </w:pPr>
-      <w:r>
-        <w:rPr>
-          <w:lang w:val="hi_IN" w:bidi="hi_IN"/>
-        </w:rPr>
-      </w:r>
-      <w:hyperlink r:id="rId83">
-        <w:r>
-          <w:rPr>
-            <w:lang w:val="hi_IN" w:bidi="hi_IN"/>
-          </w:rPr>
-          <w:rPr>
-            <w:color w:val="0000EE"/>
-            <w:u w:val="single"/>
-          </w:rPr>
-          <w:t>न्यायियों 13:24–25</w:t>
-        </w:r>
-      </w:hyperlink>
-    </w:p>
-    <w:p>
-      <w:pPr>
-        <w:pStyle w:val="ListBullet"/>
-        <w:spacing w:line="240" w:lineRule="auto"/>
-        <w:ind w:left="720"/>
-      </w:pPr>
-      <w:r>
-        <w:rPr>
-          <w:lang w:val="hi_IN" w:bidi="hi_IN"/>
-        </w:rPr>
-      </w:r>
-      <w:hyperlink r:id="rId84">
-        <w:r>
-          <w:rPr>
-            <w:lang w:val="hi_IN" w:bidi="hi_IN"/>
-          </w:rPr>
-          <w:rPr>
-            <w:color w:val="0000EE"/>
-            <w:u w:val="single"/>
-          </w:rPr>
-          <w:t>न्यायियों 16:1–2</w:t>
-        </w:r>
-      </w:hyperlink>
-    </w:p>
-    <w:p>
-      <w:pPr>
-        <w:pStyle w:val="ListBullet"/>
-        <w:spacing w:line="240" w:lineRule="auto"/>
-        <w:ind w:left="720"/>
-      </w:pPr>
-      <w:r>
-        <w:rPr>
-          <w:lang w:val="hi_IN" w:bidi="hi_IN"/>
-        </w:rPr>
-      </w:r>
-      <w:hyperlink r:id="rId85">
-        <w:r>
-          <w:rPr>
-            <w:lang w:val="hi_IN" w:bidi="hi_IN"/>
-          </w:rPr>
-          <w:rPr>
-            <w:color w:val="0000EE"/>
-            <w:u w:val="single"/>
-          </w:rPr>
-          <w:t>न्यायियों 16:30–31</w:t>
-        </w:r>
-      </w:hyperlink>
+      <w:r>
+        <w:rPr>
+          <w:lang w:val="hi_IN" w:bidi="hi_IN"/>
+        </w:rPr>
+        <w:t>इब्रानियों 11:32–34</w:t>
+      </w:r>
+    </w:p>
+    <w:p>
+      <w:pPr>
+        <w:pStyle w:val="ListBullet"/>
+        <w:spacing w:line="240" w:lineRule="auto"/>
+        <w:ind w:left="720"/>
+      </w:pPr>
+      <w:r>
+        <w:rPr>
+          <w:lang w:val="hi_IN" w:bidi="hi_IN"/>
+        </w:rPr>
+      </w:r>
+      <w:r>
+        <w:rPr>
+          <w:lang w:val="hi_IN" w:bidi="hi_IN"/>
+        </w:rPr>
+        <w:t>न्यायियों 13:24–25</w:t>
+      </w:r>
+    </w:p>
+    <w:p>
+      <w:pPr>
+        <w:pStyle w:val="ListBullet"/>
+        <w:spacing w:line="240" w:lineRule="auto"/>
+        <w:ind w:left="720"/>
+      </w:pPr>
+      <w:r>
+        <w:rPr>
+          <w:lang w:val="hi_IN" w:bidi="hi_IN"/>
+        </w:rPr>
+      </w:r>
+      <w:r>
+        <w:rPr>
+          <w:lang w:val="hi_IN" w:bidi="hi_IN"/>
+        </w:rPr>
+        <w:t>न्यायियों 16:1–2</w:t>
+      </w:r>
+    </w:p>
+    <w:p>
+      <w:pPr>
+        <w:pStyle w:val="ListBullet"/>
+        <w:spacing w:line="240" w:lineRule="auto"/>
+        <w:ind w:left="720"/>
+      </w:pPr>
+      <w:r>
+        <w:rPr>
+          <w:lang w:val="hi_IN" w:bidi="hi_IN"/>
+        </w:rPr>
+      </w:r>
+      <w:r>
+        <w:rPr>
+          <w:lang w:val="hi_IN" w:bidi="hi_IN"/>
+        </w:rPr>
+        <w:t>न्यायियों 16:30–31</w:t>
+      </w:r>
     </w:p>
     <w:p>
       <w:pPr>
@@ -6781,90 +6295,66 @@
           <w:lang w:val="hi_IN" w:bidi="hi_IN"/>
         </w:rPr>
       </w:r>
-      <w:hyperlink r:id="rId39">
-        <w:r>
-          <w:rPr>
-            <w:lang w:val="hi_IN" w:bidi="hi_IN"/>
-          </w:rPr>
-          <w:rPr>
-            <w:color w:val="0000EE"/>
-            <w:u w:val="single"/>
-          </w:rPr>
-          <w:t>1 इतिहास 06:16–18</w:t>
-        </w:r>
-      </w:hyperlink>
-    </w:p>
-    <w:p>
-      <w:pPr>
-        <w:pStyle w:val="ListBullet"/>
-        <w:spacing w:line="240" w:lineRule="auto"/>
-        <w:ind w:left="720"/>
-      </w:pPr>
-      <w:r>
-        <w:rPr>
-          <w:lang w:val="hi_IN" w:bidi="hi_IN"/>
-        </w:rPr>
-      </w:r>
-      <w:hyperlink r:id="rId86">
-        <w:r>
-          <w:rPr>
-            <w:lang w:val="hi_IN" w:bidi="hi_IN"/>
-          </w:rPr>
-          <w:rPr>
-            <w:color w:val="0000EE"/>
-            <w:u w:val="single"/>
-          </w:rPr>
-          <w:t>1 राजा 01:7–8</w:t>
-        </w:r>
-      </w:hyperlink>
-    </w:p>
-    <w:p>
-      <w:pPr>
-        <w:pStyle w:val="ListBullet"/>
-        <w:spacing w:line="240" w:lineRule="auto"/>
-        <w:ind w:left="720"/>
-      </w:pPr>
-      <w:r>
-        <w:rPr>
-          <w:lang w:val="hi_IN" w:bidi="hi_IN"/>
-        </w:rPr>
-      </w:r>
-      <w:hyperlink r:id="rId34">
-        <w:r>
-          <w:rPr>
-            <w:lang w:val="hi_IN" w:bidi="hi_IN"/>
-          </w:rPr>
-          <w:rPr>
-            <w:color w:val="0000EE"/>
-            <w:u w:val="single"/>
-          </w:rPr>
-          <w:t>2 शमूएल 16:13–14</w:t>
-        </w:r>
-      </w:hyperlink>
-    </w:p>
-    <w:p>
-      <w:pPr>
-        <w:pStyle w:val="ListBullet"/>
-        <w:spacing w:line="240" w:lineRule="auto"/>
-        <w:ind w:left="720"/>
-      </w:pPr>
-      <w:r>
-        <w:rPr>
-          <w:lang w:val="hi_IN" w:bidi="hi_IN"/>
-        </w:rPr>
-      </w:r>
-      <w:hyperlink r:id="rId87">
-        <w:r>
-          <w:rPr>
-            <w:lang w:val="hi_IN" w:bidi="hi_IN"/>
-          </w:rPr>
-          <w:rPr>
-            <w:color w:val="0000EE"/>
-            <w:u w:val="single"/>
-          </w:rPr>
-          <w:t>जकर्याह 12:12–14</w:t>
-        </w:r>
-      </w:hyperlink>
+      <w:r>
+        <w:rPr>
+          <w:lang w:val="hi_IN" w:bidi="hi_IN"/>
+        </w:rPr>
+        <w:t>1 इतिहास 06:16–18</w:t>
+      </w:r>
+    </w:p>
+    <w:p>
+      <w:pPr>
+        <w:pStyle w:val="ListBullet"/>
+        <w:spacing w:line="240" w:lineRule="auto"/>
+        <w:ind w:left="720"/>
+      </w:pPr>
+      <w:r>
+        <w:rPr>
+          <w:lang w:val="hi_IN" w:bidi="hi_IN"/>
+        </w:rPr>
+      </w:r>
+      <w:r>
+        <w:rPr>
+          <w:lang w:val="hi_IN" w:bidi="hi_IN"/>
+        </w:rPr>
+        <w:t>1 राजा 01:7–8</w:t>
+      </w:r>
+    </w:p>
+    <w:p>
+      <w:pPr>
+        <w:pStyle w:val="ListBullet"/>
+        <w:spacing w:line="240" w:lineRule="auto"/>
+        <w:ind w:left="720"/>
+      </w:pPr>
+      <w:r>
+        <w:rPr>
+          <w:lang w:val="hi_IN" w:bidi="hi_IN"/>
+        </w:rPr>
+      </w:r>
+      <w:r>
+        <w:rPr>
+          <w:lang w:val="hi_IN" w:bidi="hi_IN"/>
+        </w:rPr>
+        <w:t>2 शमूएल 16:13–14</w:t>
+      </w:r>
+    </w:p>
+    <w:p>
+      <w:pPr>
+        <w:pStyle w:val="ListBullet"/>
+        <w:spacing w:line="240" w:lineRule="auto"/>
+        <w:ind w:left="720"/>
+      </w:pPr>
+      <w:r>
+        <w:rPr>
+          <w:lang w:val="hi_IN" w:bidi="hi_IN"/>
+        </w:rPr>
+      </w:r>
+      <w:r>
+        <w:rPr>
+          <w:lang w:val="hi_IN" w:bidi="hi_IN"/>
+        </w:rPr>
+        <w:t>जकर्याह 12:12–14</w:t>
+      </w:r>
     </w:p>
     <w:p>
       <w:pPr>
@@ -7138,66 +6628,48 @@
           <w:lang w:val="hi_IN" w:bidi="hi_IN"/>
         </w:rPr>
       </w:r>
-      <w:hyperlink r:id="rId39">
-        <w:r>
-          <w:rPr>
-            <w:lang w:val="hi_IN" w:bidi="hi_IN"/>
-          </w:rPr>
-          <w:rPr>
-            <w:color w:val="0000EE"/>
-            <w:u w:val="single"/>
-          </w:rPr>
-          <w:t>1 इतिहास 01:8–10</w:t>
-        </w:r>
-      </w:hyperlink>
-    </w:p>
-    <w:p>
-      <w:pPr>
-        <w:pStyle w:val="ListBullet"/>
-        <w:spacing w:line="240" w:lineRule="auto"/>
-        <w:ind w:left="720"/>
-      </w:pPr>
-      <w:r>
-        <w:rPr>
-          <w:lang w:val="hi_IN" w:bidi="hi_IN"/>
-        </w:rPr>
-      </w:r>
-      <w:hyperlink r:id="rId86">
-        <w:r>
-          <w:rPr>
-            <w:lang w:val="hi_IN" w:bidi="hi_IN"/>
-          </w:rPr>
-          <w:rPr>
-            <w:color w:val="0000EE"/>
-            <w:u w:val="single"/>
-          </w:rPr>
-          <w:t>1 राजा 10:1–2</w:t>
-        </w:r>
-      </w:hyperlink>
-    </w:p>
-    <w:p>
-      <w:pPr>
-        <w:pStyle w:val="ListBullet"/>
-        <w:spacing w:line="240" w:lineRule="auto"/>
-        <w:ind w:left="720"/>
-      </w:pPr>
-      <w:r>
-        <w:rPr>
-          <w:lang w:val="hi_IN" w:bidi="hi_IN"/>
-        </w:rPr>
-      </w:r>
-      <w:hyperlink r:id="rId88">
-        <w:r>
-          <w:rPr>
-            <w:lang w:val="hi_IN" w:bidi="hi_IN"/>
-          </w:rPr>
-          <w:rPr>
-            <w:color w:val="0000EE"/>
-            <w:u w:val="single"/>
-          </w:rPr>
-          <w:t>यशायाह 60:6–7</w:t>
-        </w:r>
-      </w:hyperlink>
+      <w:r>
+        <w:rPr>
+          <w:lang w:val="hi_IN" w:bidi="hi_IN"/>
+        </w:rPr>
+        <w:t>1 इतिहास 01:8–10</w:t>
+      </w:r>
+    </w:p>
+    <w:p>
+      <w:pPr>
+        <w:pStyle w:val="ListBullet"/>
+        <w:spacing w:line="240" w:lineRule="auto"/>
+        <w:ind w:left="720"/>
+      </w:pPr>
+      <w:r>
+        <w:rPr>
+          <w:lang w:val="hi_IN" w:bidi="hi_IN"/>
+        </w:rPr>
+      </w:r>
+      <w:r>
+        <w:rPr>
+          <w:lang w:val="hi_IN" w:bidi="hi_IN"/>
+        </w:rPr>
+        <w:t>1 राजा 10:1–2</w:t>
+      </w:r>
+    </w:p>
+    <w:p>
+      <w:pPr>
+        <w:pStyle w:val="ListBullet"/>
+        <w:spacing w:line="240" w:lineRule="auto"/>
+        <w:ind w:left="720"/>
+      </w:pPr>
+      <w:r>
+        <w:rPr>
+          <w:lang w:val="hi_IN" w:bidi="hi_IN"/>
+        </w:rPr>
+      </w:r>
+      <w:r>
+        <w:rPr>
+          <w:lang w:val="hi_IN" w:bidi="hi_IN"/>
+        </w:rPr>
+        <w:t>यशायाह 60:6–7</w:t>
+      </w:r>
     </w:p>
     <w:p>
       <w:pPr>
@@ -7477,90 +6949,66 @@
           <w:lang w:val="hi_IN" w:bidi="hi_IN"/>
         </w:rPr>
       </w:r>
-      <w:hyperlink r:id="rId86">
-        <w:r>
-          <w:rPr>
-            <w:lang w:val="hi_IN" w:bidi="hi_IN"/>
-          </w:rPr>
-          <w:rPr>
-            <w:color w:val="0000EE"/>
-            <w:u w:val="single"/>
-          </w:rPr>
-          <w:t>1 राजा 02:26–27</w:t>
-        </w:r>
-      </w:hyperlink>
-    </w:p>
-    <w:p>
-      <w:pPr>
-        <w:pStyle w:val="ListBullet"/>
-        <w:spacing w:line="240" w:lineRule="auto"/>
-        <w:ind w:left="720"/>
-      </w:pPr>
-      <w:r>
-        <w:rPr>
-          <w:lang w:val="hi_IN" w:bidi="hi_IN"/>
-        </w:rPr>
-      </w:r>
-      <w:hyperlink r:id="rId22">
-        <w:r>
-          <w:rPr>
-            <w:lang w:val="hi_IN" w:bidi="hi_IN"/>
-          </w:rPr>
-          <w:rPr>
-            <w:color w:val="0000EE"/>
-            <w:u w:val="single"/>
-          </w:rPr>
-          <w:t>1 शमूएल 01:9–10</w:t>
-        </w:r>
-      </w:hyperlink>
-    </w:p>
-    <w:p>
-      <w:pPr>
-        <w:pStyle w:val="ListBullet"/>
-        <w:spacing w:line="240" w:lineRule="auto"/>
-        <w:ind w:left="720"/>
-      </w:pPr>
-      <w:r>
-        <w:rPr>
-          <w:lang w:val="hi_IN" w:bidi="hi_IN"/>
-        </w:rPr>
-      </w:r>
-      <w:hyperlink r:id="rId89">
-        <w:r>
-          <w:rPr>
-            <w:lang w:val="hi_IN" w:bidi="hi_IN"/>
-          </w:rPr>
-          <w:rPr>
-            <w:color w:val="0000EE"/>
-            <w:u w:val="single"/>
-          </w:rPr>
-          <w:t>यहोशू 18:1–2</w:t>
-        </w:r>
-      </w:hyperlink>
-    </w:p>
-    <w:p>
-      <w:pPr>
-        <w:pStyle w:val="ListBullet"/>
-        <w:spacing w:line="240" w:lineRule="auto"/>
-        <w:ind w:left="720"/>
-      </w:pPr>
-      <w:r>
-        <w:rPr>
-          <w:lang w:val="hi_IN" w:bidi="hi_IN"/>
-        </w:rPr>
-      </w:r>
-      <w:hyperlink r:id="rId90">
-        <w:r>
-          <w:rPr>
-            <w:lang w:val="hi_IN" w:bidi="hi_IN"/>
-          </w:rPr>
-          <w:rPr>
-            <w:color w:val="0000EE"/>
-            <w:u w:val="single"/>
-          </w:rPr>
-          <w:t>न्यायियों 18:30–31</w:t>
-        </w:r>
-      </w:hyperlink>
+      <w:r>
+        <w:rPr>
+          <w:lang w:val="hi_IN" w:bidi="hi_IN"/>
+        </w:rPr>
+        <w:t>1 राजा 02:26–27</w:t>
+      </w:r>
+    </w:p>
+    <w:p>
+      <w:pPr>
+        <w:pStyle w:val="ListBullet"/>
+        <w:spacing w:line="240" w:lineRule="auto"/>
+        <w:ind w:left="720"/>
+      </w:pPr>
+      <w:r>
+        <w:rPr>
+          <w:lang w:val="hi_IN" w:bidi="hi_IN"/>
+        </w:rPr>
+      </w:r>
+      <w:r>
+        <w:rPr>
+          <w:lang w:val="hi_IN" w:bidi="hi_IN"/>
+        </w:rPr>
+        <w:t>1 शमूएल 01:9–10</w:t>
+      </w:r>
+    </w:p>
+    <w:p>
+      <w:pPr>
+        <w:pStyle w:val="ListBullet"/>
+        <w:spacing w:line="240" w:lineRule="auto"/>
+        <w:ind w:left="720"/>
+      </w:pPr>
+      <w:r>
+        <w:rPr>
+          <w:lang w:val="hi_IN" w:bidi="hi_IN"/>
+        </w:rPr>
+      </w:r>
+      <w:r>
+        <w:rPr>
+          <w:lang w:val="hi_IN" w:bidi="hi_IN"/>
+        </w:rPr>
+        <w:t>यहोशू 18:1–2</w:t>
+      </w:r>
+    </w:p>
+    <w:p>
+      <w:pPr>
+        <w:pStyle w:val="ListBullet"/>
+        <w:spacing w:line="240" w:lineRule="auto"/>
+        <w:ind w:left="720"/>
+      </w:pPr>
+      <w:r>
+        <w:rPr>
+          <w:lang w:val="hi_IN" w:bidi="hi_IN"/>
+        </w:rPr>
+      </w:r>
+      <w:r>
+        <w:rPr>
+          <w:lang w:val="hi_IN" w:bidi="hi_IN"/>
+        </w:rPr>
+        <w:t>न्यायियों 18:30–31</w:t>
+      </w:r>
     </w:p>
     <w:p>
       <w:pPr>
@@ -8061,66 +7509,48 @@
           <w:lang w:val="hi_IN" w:bidi="hi_IN"/>
         </w:rPr>
       </w:r>
-      <w:hyperlink r:id="rId91">
-        <w:r>
-          <w:rPr>
-            <w:lang w:val="hi_IN" w:bidi="hi_IN"/>
-          </w:rPr>
-          <w:rPr>
-            <w:color w:val="0000EE"/>
-            <w:u w:val="single"/>
-          </w:rPr>
-          <w:t>उत्पत्ति 7:02</w:t>
-        </w:r>
-      </w:hyperlink>
-    </w:p>
-    <w:p>
-      <w:pPr>
-        <w:pStyle w:val="ListBullet"/>
-        <w:spacing w:line="240" w:lineRule="auto"/>
-        <w:ind w:left="720"/>
-      </w:pPr>
-      <w:r>
-        <w:rPr>
-          <w:lang w:val="hi_IN" w:bidi="hi_IN"/>
-        </w:rPr>
-      </w:r>
-      <w:hyperlink r:id="rId92">
-        <w:r>
-          <w:rPr>
-            <w:lang w:val="hi_IN" w:bidi="hi_IN"/>
-          </w:rPr>
-          <w:rPr>
-            <w:color w:val="0000EE"/>
-            <w:u w:val="single"/>
-          </w:rPr>
-          <w:t>उत्पत्ति 7:08</w:t>
-        </w:r>
-      </w:hyperlink>
-    </w:p>
-    <w:p>
-      <w:pPr>
-        <w:pStyle w:val="ListBullet"/>
-        <w:spacing w:line="240" w:lineRule="auto"/>
-        <w:ind w:left="720"/>
-      </w:pPr>
-      <w:r>
-        <w:rPr>
-          <w:lang w:val="hi_IN" w:bidi="hi_IN"/>
-        </w:rPr>
-      </w:r>
-      <w:hyperlink r:id="rId93">
-        <w:r>
-          <w:rPr>
-            <w:lang w:val="hi_IN" w:bidi="hi_IN"/>
-          </w:rPr>
-          <w:rPr>
-            <w:color w:val="0000EE"/>
-            <w:u w:val="single"/>
-          </w:rPr>
-          <w:t>व्य. 12:15</w:t>
-        </w:r>
-      </w:hyperlink>
+      <w:r>
+        <w:rPr>
+          <w:lang w:val="hi_IN" w:bidi="hi_IN"/>
+        </w:rPr>
+        <w:t>उत्पत्ति 7:02</w:t>
+      </w:r>
+    </w:p>
+    <w:p>
+      <w:pPr>
+        <w:pStyle w:val="ListBullet"/>
+        <w:spacing w:line="240" w:lineRule="auto"/>
+        <w:ind w:left="720"/>
+      </w:pPr>
+      <w:r>
+        <w:rPr>
+          <w:lang w:val="hi_IN" w:bidi="hi_IN"/>
+        </w:rPr>
+      </w:r>
+      <w:r>
+        <w:rPr>
+          <w:lang w:val="hi_IN" w:bidi="hi_IN"/>
+        </w:rPr>
+        <w:t>उत्पत्ति 7:08</w:t>
+      </w:r>
+    </w:p>
+    <w:p>
+      <w:pPr>
+        <w:pStyle w:val="ListBullet"/>
+        <w:spacing w:line="240" w:lineRule="auto"/>
+        <w:ind w:left="720"/>
+      </w:pPr>
+      <w:r>
+        <w:rPr>
+          <w:lang w:val="hi_IN" w:bidi="hi_IN"/>
+        </w:rPr>
+      </w:r>
+      <w:r>
+        <w:rPr>
+          <w:lang w:val="hi_IN" w:bidi="hi_IN"/>
+        </w:rPr>
+        <w:t>व्य. 12:15</w:t>
+      </w:r>
     </w:p>
     <w:p>
       <w:pPr>
@@ -8151,210 +7581,156 @@
           <w:lang w:val="hi_IN" w:bidi="hi_IN"/>
         </w:rPr>
       </w:r>
-      <w:hyperlink r:id="rId94">
-        <w:r>
-          <w:rPr>
-            <w:lang w:val="hi_IN" w:bidi="hi_IN"/>
-          </w:rPr>
-          <w:rPr>
-            <w:color w:val="0000EE"/>
-            <w:u w:val="single"/>
-          </w:rPr>
-          <w:t>नीतिवचन 20:30</w:t>
-        </w:r>
-      </w:hyperlink>
-    </w:p>
-    <w:p>
-      <w:pPr>
-        <w:pStyle w:val="ListBullet"/>
-        <w:spacing w:line="240" w:lineRule="auto"/>
-        <w:ind w:left="720"/>
-      </w:pPr>
-      <w:r>
-        <w:rPr>
-          <w:lang w:val="hi_IN" w:bidi="hi_IN"/>
-        </w:rPr>
-      </w:r>
-      <w:hyperlink r:id="rId95">
-        <w:r>
-          <w:rPr>
-            <w:lang w:val="hi_IN" w:bidi="hi_IN"/>
-          </w:rPr>
-          <w:rPr>
-            <w:color w:val="0000EE"/>
-            <w:u w:val="single"/>
-          </w:rPr>
-          <w:t>यहेजकेल 24:13</w:t>
-        </w:r>
-      </w:hyperlink>
-    </w:p>
-    <w:p>
-      <w:pPr>
-        <w:pStyle w:val="ListBullet"/>
-        <w:spacing w:line="240" w:lineRule="auto"/>
-        <w:ind w:left="720"/>
-      </w:pPr>
-      <w:r>
-        <w:rPr>
-          <w:lang w:val="hi_IN" w:bidi="hi_IN"/>
-        </w:rPr>
-      </w:r>
-      <w:hyperlink r:id="rId96">
-        <w:r>
-          <w:rPr>
-            <w:lang w:val="hi_IN" w:bidi="hi_IN"/>
-          </w:rPr>
-          <w:rPr>
-            <w:color w:val="0000EE"/>
-            <w:u w:val="single"/>
-          </w:rPr>
-          <w:t>मत्ती 23:27</w:t>
-        </w:r>
-      </w:hyperlink>
-    </w:p>
-    <w:p>
-      <w:pPr>
-        <w:pStyle w:val="ListBullet"/>
-        <w:spacing w:line="240" w:lineRule="auto"/>
-        <w:ind w:left="720"/>
-      </w:pPr>
-      <w:r>
-        <w:rPr>
-          <w:lang w:val="hi_IN" w:bidi="hi_IN"/>
-        </w:rPr>
-      </w:r>
-      <w:hyperlink r:id="rId97">
-        <w:r>
-          <w:rPr>
-            <w:lang w:val="hi_IN" w:bidi="hi_IN"/>
-          </w:rPr>
-          <w:rPr>
-            <w:color w:val="0000EE"/>
-            <w:u w:val="single"/>
-          </w:rPr>
-          <w:t>लूका 5:13</w:t>
-        </w:r>
-      </w:hyperlink>
-    </w:p>
-    <w:p>
-      <w:pPr>
-        <w:pStyle w:val="ListBullet"/>
-        <w:spacing w:line="240" w:lineRule="auto"/>
-        <w:ind w:left="720"/>
-      </w:pPr>
-      <w:r>
-        <w:rPr>
-          <w:lang w:val="hi_IN" w:bidi="hi_IN"/>
-        </w:rPr>
-      </w:r>
-      <w:hyperlink r:id="rId98">
-        <w:r>
-          <w:rPr>
-            <w:lang w:val="hi_IN" w:bidi="hi_IN"/>
-          </w:rPr>
-          <w:rPr>
-            <w:color w:val="0000EE"/>
-            <w:u w:val="single"/>
-          </w:rPr>
-          <w:t>प्रे.का. 8:7</w:t>
-        </w:r>
-      </w:hyperlink>
-    </w:p>
-    <w:p>
-      <w:pPr>
-        <w:pStyle w:val="ListBullet"/>
-        <w:spacing w:line="240" w:lineRule="auto"/>
-        <w:ind w:left="720"/>
-      </w:pPr>
-      <w:r>
-        <w:rPr>
-          <w:lang w:val="hi_IN" w:bidi="hi_IN"/>
-        </w:rPr>
-      </w:r>
-      <w:hyperlink r:id="rId99">
-        <w:r>
-          <w:rPr>
-            <w:lang w:val="hi_IN" w:bidi="hi_IN"/>
-          </w:rPr>
-          <w:rPr>
-            <w:color w:val="0000EE"/>
-            <w:u w:val="single"/>
-          </w:rPr>
-          <w:t>प्रे.का. 10:27–29</w:t>
-        </w:r>
-      </w:hyperlink>
-    </w:p>
-    <w:p>
-      <w:pPr>
-        <w:pStyle w:val="ListBullet"/>
-        <w:spacing w:line="240" w:lineRule="auto"/>
-        <w:ind w:left="720"/>
-      </w:pPr>
-      <w:r>
-        <w:rPr>
-          <w:lang w:val="hi_IN" w:bidi="hi_IN"/>
-        </w:rPr>
-      </w:r>
-      <w:hyperlink r:id="rId100">
-        <w:r>
-          <w:rPr>
-            <w:lang w:val="hi_IN" w:bidi="hi_IN"/>
-          </w:rPr>
-          <w:rPr>
-            <w:color w:val="0000EE"/>
-            <w:u w:val="single"/>
-          </w:rPr>
-          <w:t>कुलुसियों 3:5</w:t>
-        </w:r>
-      </w:hyperlink>
-    </w:p>
-    <w:p>
-      <w:pPr>
-        <w:pStyle w:val="ListBullet"/>
-        <w:spacing w:line="240" w:lineRule="auto"/>
-        <w:ind w:left="720"/>
-      </w:pPr>
-      <w:r>
-        <w:rPr>
-          <w:lang w:val="hi_IN" w:bidi="hi_IN"/>
-        </w:rPr>
-      </w:r>
-      <w:hyperlink r:id="rId41">
-        <w:r>
-          <w:rPr>
-            <w:lang w:val="hi_IN" w:bidi="hi_IN"/>
-          </w:rPr>
-          <w:rPr>
-            <w:color w:val="0000EE"/>
-            <w:u w:val="single"/>
-          </w:rPr>
-          <w:t>1 थिस्लुनिकियों 4:7</w:t>
-        </w:r>
-      </w:hyperlink>
-    </w:p>
-    <w:p>
-      <w:pPr>
-        <w:pStyle w:val="ListBullet"/>
-        <w:spacing w:line="240" w:lineRule="auto"/>
-        <w:ind w:left="720"/>
-      </w:pPr>
-      <w:r>
-        <w:rPr>
-          <w:lang w:val="hi_IN" w:bidi="hi_IN"/>
-        </w:rPr>
-      </w:r>
-      <w:hyperlink r:id="rId101">
-        <w:r>
-          <w:rPr>
-            <w:lang w:val="hi_IN" w:bidi="hi_IN"/>
-          </w:rPr>
-          <w:rPr>
-            <w:color w:val="0000EE"/>
-            <w:u w:val="single"/>
-          </w:rPr>
-          <w:t>याकूब 4:8</w:t>
-        </w:r>
-      </w:hyperlink>
+      <w:r>
+        <w:rPr>
+          <w:lang w:val="hi_IN" w:bidi="hi_IN"/>
+        </w:rPr>
+        <w:t>नीतिवचन 20:30</w:t>
+      </w:r>
+    </w:p>
+    <w:p>
+      <w:pPr>
+        <w:pStyle w:val="ListBullet"/>
+        <w:spacing w:line="240" w:lineRule="auto"/>
+        <w:ind w:left="720"/>
+      </w:pPr>
+      <w:r>
+        <w:rPr>
+          <w:lang w:val="hi_IN" w:bidi="hi_IN"/>
+        </w:rPr>
+      </w:r>
+      <w:r>
+        <w:rPr>
+          <w:lang w:val="hi_IN" w:bidi="hi_IN"/>
+        </w:rPr>
+        <w:t>यहेजकेल 24:13</w:t>
+      </w:r>
+    </w:p>
+    <w:p>
+      <w:pPr>
+        <w:pStyle w:val="ListBullet"/>
+        <w:spacing w:line="240" w:lineRule="auto"/>
+        <w:ind w:left="720"/>
+      </w:pPr>
+      <w:r>
+        <w:rPr>
+          <w:lang w:val="hi_IN" w:bidi="hi_IN"/>
+        </w:rPr>
+      </w:r>
+      <w:r>
+        <w:rPr>
+          <w:lang w:val="hi_IN" w:bidi="hi_IN"/>
+        </w:rPr>
+        <w:t>मत्ती 23:27</w:t>
+      </w:r>
+    </w:p>
+    <w:p>
+      <w:pPr>
+        <w:pStyle w:val="ListBullet"/>
+        <w:spacing w:line="240" w:lineRule="auto"/>
+        <w:ind w:left="720"/>
+      </w:pPr>
+      <w:r>
+        <w:rPr>
+          <w:lang w:val="hi_IN" w:bidi="hi_IN"/>
+        </w:rPr>
+      </w:r>
+      <w:r>
+        <w:rPr>
+          <w:lang w:val="hi_IN" w:bidi="hi_IN"/>
+        </w:rPr>
+        <w:t>लूका 5:13</w:t>
+      </w:r>
+    </w:p>
+    <w:p>
+      <w:pPr>
+        <w:pStyle w:val="ListBullet"/>
+        <w:spacing w:line="240" w:lineRule="auto"/>
+        <w:ind w:left="720"/>
+      </w:pPr>
+      <w:r>
+        <w:rPr>
+          <w:lang w:val="hi_IN" w:bidi="hi_IN"/>
+        </w:rPr>
+      </w:r>
+      <w:r>
+        <w:rPr>
+          <w:lang w:val="hi_IN" w:bidi="hi_IN"/>
+        </w:rPr>
+        <w:t>प्रे.का. 8:7</w:t>
+      </w:r>
+    </w:p>
+    <w:p>
+      <w:pPr>
+        <w:pStyle w:val="ListBullet"/>
+        <w:spacing w:line="240" w:lineRule="auto"/>
+        <w:ind w:left="720"/>
+      </w:pPr>
+      <w:r>
+        <w:rPr>
+          <w:lang w:val="hi_IN" w:bidi="hi_IN"/>
+        </w:rPr>
+      </w:r>
+      <w:r>
+        <w:rPr>
+          <w:lang w:val="hi_IN" w:bidi="hi_IN"/>
+        </w:rPr>
+        <w:t>प्रे.का. 10:27–29</w:t>
+      </w:r>
+    </w:p>
+    <w:p>
+      <w:pPr>
+        <w:pStyle w:val="ListBullet"/>
+        <w:spacing w:line="240" w:lineRule="auto"/>
+        <w:ind w:left="720"/>
+      </w:pPr>
+      <w:r>
+        <w:rPr>
+          <w:lang w:val="hi_IN" w:bidi="hi_IN"/>
+        </w:rPr>
+      </w:r>
+      <w:r>
+        <w:rPr>
+          <w:lang w:val="hi_IN" w:bidi="hi_IN"/>
+        </w:rPr>
+        <w:t>कुलुसियों 3:5</w:t>
+      </w:r>
+    </w:p>
+    <w:p>
+      <w:pPr>
+        <w:pStyle w:val="ListBullet"/>
+        <w:spacing w:line="240" w:lineRule="auto"/>
+        <w:ind w:left="720"/>
+      </w:pPr>
+      <w:r>
+        <w:rPr>
+          <w:lang w:val="hi_IN" w:bidi="hi_IN"/>
+        </w:rPr>
+      </w:r>
+      <w:r>
+        <w:rPr>
+          <w:lang w:val="hi_IN" w:bidi="hi_IN"/>
+        </w:rPr>
+        <w:t>1 थिस्लुनिकियों 4:7</w:t>
+      </w:r>
+    </w:p>
+    <w:p>
+      <w:pPr>
+        <w:pStyle w:val="ListBullet"/>
+        <w:spacing w:line="240" w:lineRule="auto"/>
+        <w:ind w:left="720"/>
+      </w:pPr>
+      <w:r>
+        <w:rPr>
+          <w:lang w:val="hi_IN" w:bidi="hi_IN"/>
+        </w:rPr>
+      </w:r>
+      <w:r>
+        <w:rPr>
+          <w:lang w:val="hi_IN" w:bidi="hi_IN"/>
+        </w:rPr>
+        <w:t>याकूब 4:8</w:t>
+      </w:r>
     </w:p>
     <w:p>
       <w:pPr>
@@ -8671,42 +8047,30 @@
           <w:lang w:val="hi_IN" w:bidi="hi_IN"/>
         </w:rPr>
       </w:r>
-      <w:hyperlink r:id="rId102">
-        <w:r>
-          <w:rPr>
-            <w:lang w:val="hi_IN" w:bidi="hi_IN"/>
-          </w:rPr>
-          <w:rPr>
-            <w:color w:val="0000EE"/>
-            <w:u w:val="single"/>
-          </w:rPr>
-          <w:t>1 तीमुथियुस 1:5</w:t>
-        </w:r>
-      </w:hyperlink>
-    </w:p>
-    <w:p>
-      <w:pPr>
-        <w:pStyle w:val="ListBullet"/>
-        <w:spacing w:line="240" w:lineRule="auto"/>
-        <w:ind w:left="720"/>
-      </w:pPr>
-      <w:r>
-        <w:rPr>
-          <w:lang w:val="hi_IN" w:bidi="hi_IN"/>
-        </w:rPr>
-      </w:r>
-      <w:hyperlink r:id="rId103">
-        <w:r>
-          <w:rPr>
-            <w:lang w:val="hi_IN" w:bidi="hi_IN"/>
-          </w:rPr>
-          <w:rPr>
-            <w:color w:val="0000EE"/>
-            <w:u w:val="single"/>
-          </w:rPr>
-          <w:t>निर्गमन 31:6–9</w:t>
-        </w:r>
-      </w:hyperlink>
+      <w:r>
+        <w:rPr>
+          <w:lang w:val="hi_IN" w:bidi="hi_IN"/>
+        </w:rPr>
+        <w:t>1 तीमुथियुस 1:5</w:t>
+      </w:r>
+    </w:p>
+    <w:p>
+      <w:pPr>
+        <w:pStyle w:val="ListBullet"/>
+        <w:spacing w:line="240" w:lineRule="auto"/>
+        <w:ind w:left="720"/>
+      </w:pPr>
+      <w:r>
+        <w:rPr>
+          <w:lang w:val="hi_IN" w:bidi="hi_IN"/>
+        </w:rPr>
+      </w:r>
+      <w:r>
+        <w:rPr>
+          <w:lang w:val="hi_IN" w:bidi="hi_IN"/>
+        </w:rPr>
+        <w:t>निर्गमन 31:6–9</w:t>
+      </w:r>
     </w:p>
     <w:p>
       <w:pPr>
@@ -8737,66 +8101,48 @@
           <w:lang w:val="hi_IN" w:bidi="hi_IN"/>
         </w:rPr>
       </w:r>
-      <w:hyperlink r:id="rId101">
-        <w:r>
-          <w:rPr>
-            <w:lang w:val="hi_IN" w:bidi="hi_IN"/>
-          </w:rPr>
-          <w:rPr>
-            <w:color w:val="0000EE"/>
-            <w:u w:val="single"/>
-          </w:rPr>
-          <w:t>याकूब 4:8</w:t>
-        </w:r>
-      </w:hyperlink>
-    </w:p>
-    <w:p>
-      <w:pPr>
-        <w:pStyle w:val="ListBullet"/>
-        <w:spacing w:line="240" w:lineRule="auto"/>
-        <w:ind w:left="720"/>
-      </w:pPr>
-      <w:r>
-        <w:rPr>
-          <w:lang w:val="hi_IN" w:bidi="hi_IN"/>
-        </w:rPr>
-      </w:r>
-      <w:hyperlink r:id="rId104">
-        <w:r>
-          <w:rPr>
-            <w:lang w:val="hi_IN" w:bidi="hi_IN"/>
-          </w:rPr>
-          <w:rPr>
-            <w:color w:val="0000EE"/>
-            <w:u w:val="single"/>
-          </w:rPr>
-          <w:t>लूका 2:22</w:t>
-        </w:r>
-      </w:hyperlink>
-    </w:p>
-    <w:p>
-      <w:pPr>
-        <w:pStyle w:val="ListBullet"/>
-        <w:spacing w:line="240" w:lineRule="auto"/>
-        <w:ind w:left="720"/>
-      </w:pPr>
-      <w:r>
-        <w:rPr>
-          <w:lang w:val="hi_IN" w:bidi="hi_IN"/>
-        </w:rPr>
-      </w:r>
-      <w:hyperlink r:id="rId105">
-        <w:r>
-          <w:rPr>
-            <w:lang w:val="hi_IN" w:bidi="hi_IN"/>
-          </w:rPr>
-          <w:rPr>
-            <w:color w:val="0000EE"/>
-            <w:u w:val="single"/>
-          </w:rPr>
-          <w:t>प्रका. 14:4</w:t>
-        </w:r>
-      </w:hyperlink>
+      <w:r>
+        <w:rPr>
+          <w:lang w:val="hi_IN" w:bidi="hi_IN"/>
+        </w:rPr>
+        <w:t>याकूब 4:8</w:t>
+      </w:r>
+    </w:p>
+    <w:p>
+      <w:pPr>
+        <w:pStyle w:val="ListBullet"/>
+        <w:spacing w:line="240" w:lineRule="auto"/>
+        <w:ind w:left="720"/>
+      </w:pPr>
+      <w:r>
+        <w:rPr>
+          <w:lang w:val="hi_IN" w:bidi="hi_IN"/>
+        </w:rPr>
+      </w:r>
+      <w:r>
+        <w:rPr>
+          <w:lang w:val="hi_IN" w:bidi="hi_IN"/>
+        </w:rPr>
+        <w:t>लूका 2:22</w:t>
+      </w:r>
+    </w:p>
+    <w:p>
+      <w:pPr>
+        <w:pStyle w:val="ListBullet"/>
+        <w:spacing w:line="240" w:lineRule="auto"/>
+        <w:ind w:left="720"/>
+      </w:pPr>
+      <w:r>
+        <w:rPr>
+          <w:lang w:val="hi_IN" w:bidi="hi_IN"/>
+        </w:rPr>
+      </w:r>
+      <w:r>
+        <w:rPr>
+          <w:lang w:val="hi_IN" w:bidi="hi_IN"/>
+        </w:rPr>
+        <w:t>प्रका. 14:4</w:t>
+      </w:r>
     </w:p>
     <w:p>
       <w:pPr>
@@ -9095,114 +8441,84 @@
           <w:lang w:val="hi_IN" w:bidi="hi_IN"/>
         </w:rPr>
       </w:r>
-      <w:hyperlink r:id="rId41">
-        <w:r>
-          <w:rPr>
-            <w:lang w:val="hi_IN" w:bidi="hi_IN"/>
-          </w:rPr>
-          <w:rPr>
-            <w:color w:val="0000EE"/>
-            <w:u w:val="single"/>
-          </w:rPr>
-          <w:t>1 थिस्सलुनीकियों 4:3–6</w:t>
-        </w:r>
-      </w:hyperlink>
-    </w:p>
-    <w:p>
-      <w:pPr>
-        <w:pStyle w:val="ListBullet"/>
-        <w:spacing w:line="240" w:lineRule="auto"/>
-        <w:ind w:left="720"/>
-      </w:pPr>
-      <w:r>
-        <w:rPr>
-          <w:lang w:val="hi_IN" w:bidi="hi_IN"/>
-        </w:rPr>
-      </w:r>
-      <w:hyperlink r:id="rId106">
-        <w:r>
-          <w:rPr>
-            <w:lang w:val="hi_IN" w:bidi="hi_IN"/>
-          </w:rPr>
-          <w:rPr>
-            <w:color w:val="0000EE"/>
-            <w:u w:val="single"/>
-          </w:rPr>
-          <w:t>2 थिस्सलुनीकियों 2:13</w:t>
-        </w:r>
-      </w:hyperlink>
-    </w:p>
-    <w:p>
-      <w:pPr>
-        <w:pStyle w:val="ListBullet"/>
-        <w:spacing w:line="240" w:lineRule="auto"/>
-        <w:ind w:left="720"/>
-      </w:pPr>
-      <w:r>
-        <w:rPr>
-          <w:lang w:val="hi_IN" w:bidi="hi_IN"/>
-        </w:rPr>
-      </w:r>
-      <w:hyperlink r:id="rId107">
-        <w:r>
-          <w:rPr>
-            <w:lang w:val="hi_IN" w:bidi="hi_IN"/>
-          </w:rPr>
-          <w:rPr>
-            <w:color w:val="0000EE"/>
-            <w:u w:val="single"/>
-          </w:rPr>
-          <w:t>उत्पत्ति 2:1–3</w:t>
-        </w:r>
-      </w:hyperlink>
-    </w:p>
-    <w:p>
-      <w:pPr>
-        <w:pStyle w:val="ListBullet"/>
-        <w:spacing w:line="240" w:lineRule="auto"/>
-        <w:ind w:left="720"/>
-      </w:pPr>
-      <w:r>
-        <w:rPr>
-          <w:lang w:val="hi_IN" w:bidi="hi_IN"/>
-        </w:rPr>
-      </w:r>
-      <w:hyperlink r:id="rId108">
-        <w:r>
-          <w:rPr>
-            <w:lang w:val="hi_IN" w:bidi="hi_IN"/>
-          </w:rPr>
-          <w:rPr>
-            <w:color w:val="0000EE"/>
-            <w:u w:val="single"/>
-          </w:rPr>
-          <w:t>लूका 11:2</w:t>
-        </w:r>
-      </w:hyperlink>
-    </w:p>
-    <w:p>
-      <w:pPr>
-        <w:pStyle w:val="ListBullet"/>
-        <w:spacing w:line="240" w:lineRule="auto"/>
-        <w:ind w:left="720"/>
-      </w:pPr>
-      <w:r>
-        <w:rPr>
-          <w:lang w:val="hi_IN" w:bidi="hi_IN"/>
-        </w:rPr>
-      </w:r>
-      <w:hyperlink r:id="rId109">
-        <w:r>
-          <w:rPr>
-            <w:lang w:val="hi_IN" w:bidi="hi_IN"/>
-          </w:rPr>
-          <w:rPr>
-            <w:color w:val="0000EE"/>
-            <w:u w:val="single"/>
-          </w:rPr>
-          <w:t>मत्ती. 6:8–10</w:t>
-        </w:r>
-      </w:hyperlink>
+      <w:r>
+        <w:rPr>
+          <w:lang w:val="hi_IN" w:bidi="hi_IN"/>
+        </w:rPr>
+        <w:t>1 थिस्सलुनीकियों 4:3–6</w:t>
+      </w:r>
+    </w:p>
+    <w:p>
+      <w:pPr>
+        <w:pStyle w:val="ListBullet"/>
+        <w:spacing w:line="240" w:lineRule="auto"/>
+        <w:ind w:left="720"/>
+      </w:pPr>
+      <w:r>
+        <w:rPr>
+          <w:lang w:val="hi_IN" w:bidi="hi_IN"/>
+        </w:rPr>
+      </w:r>
+      <w:r>
+        <w:rPr>
+          <w:lang w:val="hi_IN" w:bidi="hi_IN"/>
+        </w:rPr>
+        <w:t>2 थिस्सलुनीकियों 2:13</w:t>
+      </w:r>
+    </w:p>
+    <w:p>
+      <w:pPr>
+        <w:pStyle w:val="ListBullet"/>
+        <w:spacing w:line="240" w:lineRule="auto"/>
+        <w:ind w:left="720"/>
+      </w:pPr>
+      <w:r>
+        <w:rPr>
+          <w:lang w:val="hi_IN" w:bidi="hi_IN"/>
+        </w:rPr>
+      </w:r>
+      <w:r>
+        <w:rPr>
+          <w:lang w:val="hi_IN" w:bidi="hi_IN"/>
+        </w:rPr>
+        <w:t>उत्पत्ति 2:1–3</w:t>
+      </w:r>
+    </w:p>
+    <w:p>
+      <w:pPr>
+        <w:pStyle w:val="ListBullet"/>
+        <w:spacing w:line="240" w:lineRule="auto"/>
+        <w:ind w:left="720"/>
+      </w:pPr>
+      <w:r>
+        <w:rPr>
+          <w:lang w:val="hi_IN" w:bidi="hi_IN"/>
+        </w:rPr>
+      </w:r>
+      <w:r>
+        <w:rPr>
+          <w:lang w:val="hi_IN" w:bidi="hi_IN"/>
+        </w:rPr>
+        <w:t>लूका 11:2</w:t>
+      </w:r>
+    </w:p>
+    <w:p>
+      <w:pPr>
+        <w:pStyle w:val="ListBullet"/>
+        <w:spacing w:line="240" w:lineRule="auto"/>
+        <w:ind w:left="720"/>
+      </w:pPr>
+      <w:r>
+        <w:rPr>
+          <w:lang w:val="hi_IN" w:bidi="hi_IN"/>
+        </w:rPr>
+      </w:r>
+      <w:r>
+        <w:rPr>
+          <w:lang w:val="hi_IN" w:bidi="hi_IN"/>
+        </w:rPr>
+        <w:t>मत्ती. 6:8–10</w:t>
+      </w:r>
     </w:p>
     <w:p>
       <w:pPr>
@@ -9447,186 +8763,138 @@
           <w:lang w:val="hi_IN" w:bidi="hi_IN"/>
         </w:rPr>
       </w:r>
-      <w:hyperlink r:id="rId41">
-        <w:r>
-          <w:rPr>
-            <w:lang w:val="hi_IN" w:bidi="hi_IN"/>
-          </w:rPr>
-          <w:rPr>
-            <w:color w:val="0000EE"/>
-            <w:u w:val="single"/>
-          </w:rPr>
-          <w:t>1 थिस्सलुनीकियों 1:5</w:t>
-        </w:r>
-      </w:hyperlink>
-    </w:p>
-    <w:p>
-      <w:pPr>
-        <w:pStyle w:val="ListBullet"/>
-        <w:spacing w:line="240" w:lineRule="auto"/>
-        <w:ind w:left="720"/>
-      </w:pPr>
-      <w:r>
-        <w:rPr>
-          <w:lang w:val="hi_IN" w:bidi="hi_IN"/>
-        </w:rPr>
-      </w:r>
-      <w:hyperlink r:id="rId110">
-        <w:r>
-          <w:rPr>
-            <w:lang w:val="hi_IN" w:bidi="hi_IN"/>
-          </w:rPr>
-          <w:rPr>
-            <w:color w:val="0000EE"/>
-            <w:u w:val="single"/>
-          </w:rPr>
-          <w:t>प्रे.का. 8:25</w:t>
-        </w:r>
-      </w:hyperlink>
-    </w:p>
-    <w:p>
-      <w:pPr>
-        <w:pStyle w:val="ListBullet"/>
-        <w:spacing w:line="240" w:lineRule="auto"/>
-        <w:ind w:left="720"/>
-      </w:pPr>
-      <w:r>
-        <w:rPr>
-          <w:lang w:val="hi_IN" w:bidi="hi_IN"/>
-        </w:rPr>
-      </w:r>
-      <w:hyperlink r:id="rId111">
-        <w:r>
-          <w:rPr>
-            <w:lang w:val="hi_IN" w:bidi="hi_IN"/>
-          </w:rPr>
-          <w:rPr>
-            <w:color w:val="0000EE"/>
-            <w:u w:val="single"/>
-          </w:rPr>
-          <w:t>कुलुस्सियों 1: 23</w:t>
-        </w:r>
-      </w:hyperlink>
-    </w:p>
-    <w:p>
-      <w:pPr>
-        <w:pStyle w:val="ListBullet"/>
-        <w:spacing w:line="240" w:lineRule="auto"/>
-        <w:ind w:left="720"/>
-      </w:pPr>
-      <w:r>
-        <w:rPr>
-          <w:lang w:val="hi_IN" w:bidi="hi_IN"/>
-        </w:rPr>
-      </w:r>
-      <w:hyperlink r:id="rId112">
-        <w:r>
-          <w:rPr>
-            <w:lang w:val="hi_IN" w:bidi="hi_IN"/>
-          </w:rPr>
-          <w:rPr>
-            <w:color w:val="0000EE"/>
-            <w:u w:val="single"/>
-          </w:rPr>
-          <w:t>गलातियों 1:6</w:t>
-        </w:r>
-      </w:hyperlink>
-    </w:p>
-    <w:p>
-      <w:pPr>
-        <w:pStyle w:val="ListBullet"/>
-        <w:spacing w:line="240" w:lineRule="auto"/>
-        <w:ind w:left="720"/>
-      </w:pPr>
-      <w:r>
-        <w:rPr>
-          <w:lang w:val="hi_IN" w:bidi="hi_IN"/>
-        </w:rPr>
-      </w:r>
-      <w:hyperlink r:id="rId113">
-        <w:r>
-          <w:rPr>
-            <w:lang w:val="hi_IN" w:bidi="hi_IN"/>
-          </w:rPr>
-          <w:rPr>
-            <w:color w:val="0000EE"/>
-            <w:u w:val="single"/>
-          </w:rPr>
-          <w:t>लूका 8: 1–3</w:t>
-        </w:r>
-      </w:hyperlink>
-    </w:p>
-    <w:p>
-      <w:pPr>
-        <w:pStyle w:val="ListBullet"/>
-        <w:spacing w:line="240" w:lineRule="auto"/>
-        <w:ind w:left="720"/>
-      </w:pPr>
-      <w:r>
-        <w:rPr>
-          <w:lang w:val="hi_IN" w:bidi="hi_IN"/>
-        </w:rPr>
-      </w:r>
-      <w:hyperlink r:id="rId114">
-        <w:r>
-          <w:rPr>
-            <w:lang w:val="hi_IN" w:bidi="hi_IN"/>
-          </w:rPr>
-          <w:rPr>
-            <w:color w:val="0000EE"/>
-            <w:u w:val="single"/>
-          </w:rPr>
-          <w:t>मरकुस 1:14</w:t>
-        </w:r>
-      </w:hyperlink>
-    </w:p>
-    <w:p>
-      <w:pPr>
-        <w:pStyle w:val="ListBullet"/>
-        <w:spacing w:line="240" w:lineRule="auto"/>
-        <w:ind w:left="720"/>
-      </w:pPr>
-      <w:r>
-        <w:rPr>
-          <w:lang w:val="hi_IN" w:bidi="hi_IN"/>
-        </w:rPr>
-      </w:r>
-      <w:hyperlink r:id="rId115">
-        <w:r>
-          <w:rPr>
-            <w:lang w:val="hi_IN" w:bidi="hi_IN"/>
-          </w:rPr>
-          <w:rPr>
-            <w:color w:val="0000EE"/>
-            <w:u w:val="single"/>
-          </w:rPr>
-          <w:t>फिलिप्पियों 2:22</w:t>
-        </w:r>
-      </w:hyperlink>
-    </w:p>
-    <w:p>
-      <w:pPr>
-        <w:pStyle w:val="ListBullet"/>
-        <w:spacing w:line="240" w:lineRule="auto"/>
-        <w:ind w:left="720"/>
-      </w:pPr>
-      <w:r>
-        <w:rPr>
-          <w:lang w:val="hi_IN" w:bidi="hi_IN"/>
-        </w:rPr>
-      </w:r>
-      <w:hyperlink r:id="rId116">
-        <w:r>
-          <w:rPr>
-            <w:lang w:val="hi_IN" w:bidi="hi_IN"/>
-          </w:rPr>
-          <w:rPr>
-            <w:color w:val="0000EE"/>
-            <w:u w:val="single"/>
-          </w:rPr>
-          <w:t>रोमियो 1:3</w:t>
-        </w:r>
-      </w:hyperlink>
+      <w:r>
+        <w:rPr>
+          <w:lang w:val="hi_IN" w:bidi="hi_IN"/>
+        </w:rPr>
+        <w:t>1 थिस्सलुनीकियों 1:5</w:t>
+      </w:r>
+    </w:p>
+    <w:p>
+      <w:pPr>
+        <w:pStyle w:val="ListBullet"/>
+        <w:spacing w:line="240" w:lineRule="auto"/>
+        <w:ind w:left="720"/>
+      </w:pPr>
+      <w:r>
+        <w:rPr>
+          <w:lang w:val="hi_IN" w:bidi="hi_IN"/>
+        </w:rPr>
+      </w:r>
+      <w:r>
+        <w:rPr>
+          <w:lang w:val="hi_IN" w:bidi="hi_IN"/>
+        </w:rPr>
+        <w:t>प्रे.का. 8:25</w:t>
+      </w:r>
+    </w:p>
+    <w:p>
+      <w:pPr>
+        <w:pStyle w:val="ListBullet"/>
+        <w:spacing w:line="240" w:lineRule="auto"/>
+        <w:ind w:left="720"/>
+      </w:pPr>
+      <w:r>
+        <w:rPr>
+          <w:lang w:val="hi_IN" w:bidi="hi_IN"/>
+        </w:rPr>
+      </w:r>
+      <w:r>
+        <w:rPr>
+          <w:lang w:val="hi_IN" w:bidi="hi_IN"/>
+        </w:rPr>
+        <w:t>कुलुस्सियों 1: 23</w:t>
+      </w:r>
+    </w:p>
+    <w:p>
+      <w:pPr>
+        <w:pStyle w:val="ListBullet"/>
+        <w:spacing w:line="240" w:lineRule="auto"/>
+        <w:ind w:left="720"/>
+      </w:pPr>
+      <w:r>
+        <w:rPr>
+          <w:lang w:val="hi_IN" w:bidi="hi_IN"/>
+        </w:rPr>
+      </w:r>
+      <w:r>
+        <w:rPr>
+          <w:lang w:val="hi_IN" w:bidi="hi_IN"/>
+        </w:rPr>
+        <w:t>गलातियों 1:6</w:t>
+      </w:r>
+    </w:p>
+    <w:p>
+      <w:pPr>
+        <w:pStyle w:val="ListBullet"/>
+        <w:spacing w:line="240" w:lineRule="auto"/>
+        <w:ind w:left="720"/>
+      </w:pPr>
+      <w:r>
+        <w:rPr>
+          <w:lang w:val="hi_IN" w:bidi="hi_IN"/>
+        </w:rPr>
+      </w:r>
+      <w:r>
+        <w:rPr>
+          <w:lang w:val="hi_IN" w:bidi="hi_IN"/>
+        </w:rPr>
+        <w:t>लूका 8: 1–3</w:t>
+      </w:r>
+    </w:p>
+    <w:p>
+      <w:pPr>
+        <w:pStyle w:val="ListBullet"/>
+        <w:spacing w:line="240" w:lineRule="auto"/>
+        <w:ind w:left="720"/>
+      </w:pPr>
+      <w:r>
+        <w:rPr>
+          <w:lang w:val="hi_IN" w:bidi="hi_IN"/>
+        </w:rPr>
+      </w:r>
+      <w:r>
+        <w:rPr>
+          <w:lang w:val="hi_IN" w:bidi="hi_IN"/>
+        </w:rPr>
+        <w:t>मरकुस 1:14</w:t>
+      </w:r>
+    </w:p>
+    <w:p>
+      <w:pPr>
+        <w:pStyle w:val="ListBullet"/>
+        <w:spacing w:line="240" w:lineRule="auto"/>
+        <w:ind w:left="720"/>
+      </w:pPr>
+      <w:r>
+        <w:rPr>
+          <w:lang w:val="hi_IN" w:bidi="hi_IN"/>
+        </w:rPr>
+      </w:r>
+      <w:r>
+        <w:rPr>
+          <w:lang w:val="hi_IN" w:bidi="hi_IN"/>
+        </w:rPr>
+        <w:t>फिलिप्पियों 2:22</w:t>
+      </w:r>
+    </w:p>
+    <w:p>
+      <w:pPr>
+        <w:pStyle w:val="ListBullet"/>
+        <w:spacing w:line="240" w:lineRule="auto"/>
+        <w:ind w:left="720"/>
+      </w:pPr>
+      <w:r>
+        <w:rPr>
+          <w:lang w:val="hi_IN" w:bidi="hi_IN"/>
+        </w:rPr>
+      </w:r>
+      <w:r>
+        <w:rPr>
+          <w:lang w:val="hi_IN" w:bidi="hi_IN"/>
+        </w:rPr>
+        <w:t>रोमियो 1:3</w:t>
+      </w:r>
     </w:p>
     <w:p>
       <w:pPr>
@@ -10258,90 +9526,66 @@
           <w:lang w:val="hi_IN" w:bidi="hi_IN"/>
         </w:rPr>
       </w:r>
-      <w:hyperlink r:id="rId117">
-        <w:r>
-          <w:rPr>
-            <w:lang w:val="hi_IN" w:bidi="hi_IN"/>
-          </w:rPr>
-          <w:rPr>
-            <w:color w:val="0000EE"/>
-            <w:u w:val="single"/>
-          </w:rPr>
-          <w:t>प्रे.का. 07:14–16</w:t>
-        </w:r>
-      </w:hyperlink>
-    </w:p>
-    <w:p>
-      <w:pPr>
-        <w:pStyle w:val="ListBullet"/>
-        <w:spacing w:line="240" w:lineRule="auto"/>
-        <w:ind w:left="720"/>
-      </w:pPr>
-      <w:r>
-        <w:rPr>
-          <w:lang w:val="hi_IN" w:bidi="hi_IN"/>
-        </w:rPr>
-      </w:r>
-      <w:hyperlink r:id="rId118">
-        <w:r>
-          <w:rPr>
-            <w:lang w:val="hi_IN" w:bidi="hi_IN"/>
-          </w:rPr>
-          <w:rPr>
-            <w:color w:val="0000EE"/>
-            <w:u w:val="single"/>
-          </w:rPr>
-          <w:t>उत्पत्ति 12: 6–7</w:t>
-        </w:r>
-      </w:hyperlink>
-    </w:p>
-    <w:p>
-      <w:pPr>
-        <w:pStyle w:val="ListBullet"/>
-        <w:spacing w:line="240" w:lineRule="auto"/>
-        <w:ind w:left="720"/>
-      </w:pPr>
-      <w:r>
-        <w:rPr>
-          <w:lang w:val="hi_IN" w:bidi="hi_IN"/>
-        </w:rPr>
-      </w:r>
-      <w:hyperlink r:id="rId119">
-        <w:r>
-          <w:rPr>
-            <w:lang w:val="hi_IN" w:bidi="hi_IN"/>
-          </w:rPr>
-          <w:rPr>
-            <w:color w:val="0000EE"/>
-            <w:u w:val="single"/>
-          </w:rPr>
-          <w:t>उत्पत्ति 33: 18–20</w:t>
-        </w:r>
-      </w:hyperlink>
-    </w:p>
-    <w:p>
-      <w:pPr>
-        <w:pStyle w:val="ListBullet"/>
-        <w:spacing w:line="240" w:lineRule="auto"/>
-        <w:ind w:left="720"/>
-      </w:pPr>
-      <w:r>
-        <w:rPr>
-          <w:lang w:val="hi_IN" w:bidi="hi_IN"/>
-        </w:rPr>
-      </w:r>
-      <w:hyperlink r:id="rId120">
-        <w:r>
-          <w:rPr>
-            <w:lang w:val="hi_IN" w:bidi="hi_IN"/>
-          </w:rPr>
-          <w:rPr>
-            <w:color w:val="0000EE"/>
-            <w:u w:val="single"/>
-          </w:rPr>
-          <w:t>उत्पत्ति 37: 12–14</w:t>
-        </w:r>
-      </w:hyperlink>
+      <w:r>
+        <w:rPr>
+          <w:lang w:val="hi_IN" w:bidi="hi_IN"/>
+        </w:rPr>
+        <w:t>प्रे.का. 07:14–16</w:t>
+      </w:r>
+    </w:p>
+    <w:p>
+      <w:pPr>
+        <w:pStyle w:val="ListBullet"/>
+        <w:spacing w:line="240" w:lineRule="auto"/>
+        <w:ind w:left="720"/>
+      </w:pPr>
+      <w:r>
+        <w:rPr>
+          <w:lang w:val="hi_IN" w:bidi="hi_IN"/>
+        </w:rPr>
+      </w:r>
+      <w:r>
+        <w:rPr>
+          <w:lang w:val="hi_IN" w:bidi="hi_IN"/>
+        </w:rPr>
+        <w:t>उत्पत्ति 12: 6–7</w:t>
+      </w:r>
+    </w:p>
+    <w:p>
+      <w:pPr>
+        <w:pStyle w:val="ListBullet"/>
+        <w:spacing w:line="240" w:lineRule="auto"/>
+        <w:ind w:left="720"/>
+      </w:pPr>
+      <w:r>
+        <w:rPr>
+          <w:lang w:val="hi_IN" w:bidi="hi_IN"/>
+        </w:rPr>
+      </w:r>
+      <w:r>
+        <w:rPr>
+          <w:lang w:val="hi_IN" w:bidi="hi_IN"/>
+        </w:rPr>
+        <w:t>उत्पत्ति 33: 18–20</w:t>
+      </w:r>
+    </w:p>
+    <w:p>
+      <w:pPr>
+        <w:pStyle w:val="ListBullet"/>
+        <w:spacing w:line="240" w:lineRule="auto"/>
+        <w:ind w:left="720"/>
+      </w:pPr>
+      <w:r>
+        <w:rPr>
+          <w:lang w:val="hi_IN" w:bidi="hi_IN"/>
+        </w:rPr>
+      </w:r>
+      <w:r>
+        <w:rPr>
+          <w:lang w:val="hi_IN" w:bidi="hi_IN"/>
+        </w:rPr>
+        <w:t>उत्पत्ति 37: 12–14</w:t>
+      </w:r>
     </w:p>
     <w:p>
       <w:pPr>
@@ -10619,66 +9863,48 @@
           <w:lang w:val="hi_IN" w:bidi="hi_IN"/>
         </w:rPr>
       </w:r>
-      <w:hyperlink r:id="rId39">
-        <w:r>
-          <w:rPr>
-            <w:lang w:val="hi_IN" w:bidi="hi_IN"/>
-          </w:rPr>
-          <w:rPr>
-            <w:color w:val="0000EE"/>
-            <w:u w:val="single"/>
-          </w:rPr>
-          <w:t>1 इतिहास 01:1–4</w:t>
-        </w:r>
-      </w:hyperlink>
-    </w:p>
-    <w:p>
-      <w:pPr>
-        <w:pStyle w:val="ListBullet"/>
-        <w:spacing w:line="240" w:lineRule="auto"/>
-        <w:ind w:left="720"/>
-      </w:pPr>
-      <w:r>
-        <w:rPr>
-          <w:lang w:val="hi_IN" w:bidi="hi_IN"/>
-        </w:rPr>
-      </w:r>
-      <w:hyperlink r:id="rId121">
-        <w:r>
-          <w:rPr>
-            <w:lang w:val="hi_IN" w:bidi="hi_IN"/>
-          </w:rPr>
-          <w:rPr>
-            <w:color w:val="0000EE"/>
-            <w:u w:val="single"/>
-          </w:rPr>
-          <w:t>लूका 03:36–38</w:t>
-        </w:r>
-      </w:hyperlink>
-    </w:p>
-    <w:p>
-      <w:pPr>
-        <w:pStyle w:val="ListBullet"/>
-        <w:spacing w:line="240" w:lineRule="auto"/>
-        <w:ind w:left="720"/>
-      </w:pPr>
-      <w:r>
-        <w:rPr>
-          <w:lang w:val="hi_IN" w:bidi="hi_IN"/>
-        </w:rPr>
-      </w:r>
-      <w:hyperlink r:id="rId122">
-        <w:r>
-          <w:rPr>
-            <w:lang w:val="hi_IN" w:bidi="hi_IN"/>
-          </w:rPr>
-          <w:rPr>
-            <w:color w:val="0000EE"/>
-            <w:u w:val="single"/>
-          </w:rPr>
-          <w:t>गिनती 24:17</w:t>
-        </w:r>
-      </w:hyperlink>
+      <w:r>
+        <w:rPr>
+          <w:lang w:val="hi_IN" w:bidi="hi_IN"/>
+        </w:rPr>
+        <w:t>1 इतिहास 01:1–4</w:t>
+      </w:r>
+    </w:p>
+    <w:p>
+      <w:pPr>
+        <w:pStyle w:val="ListBullet"/>
+        <w:spacing w:line="240" w:lineRule="auto"/>
+        <w:ind w:left="720"/>
+      </w:pPr>
+      <w:r>
+        <w:rPr>
+          <w:lang w:val="hi_IN" w:bidi="hi_IN"/>
+        </w:rPr>
+      </w:r>
+      <w:r>
+        <w:rPr>
+          <w:lang w:val="hi_IN" w:bidi="hi_IN"/>
+        </w:rPr>
+        <w:t>लूका 03:36–38</w:t>
+      </w:r>
+    </w:p>
+    <w:p>
+      <w:pPr>
+        <w:pStyle w:val="ListBullet"/>
+        <w:spacing w:line="240" w:lineRule="auto"/>
+        <w:ind w:left="720"/>
+      </w:pPr>
+      <w:r>
+        <w:rPr>
+          <w:lang w:val="hi_IN" w:bidi="hi_IN"/>
+        </w:rPr>
+      </w:r>
+      <w:r>
+        <w:rPr>
+          <w:lang w:val="hi_IN" w:bidi="hi_IN"/>
+        </w:rPr>
+        <w:t>गिनती 24:17</w:t>
+      </w:r>
     </w:p>
     <w:p>
       <w:pPr>
@@ -10932,162 +10158,120 @@
           <w:lang w:val="hi_IN" w:bidi="hi_IN"/>
         </w:rPr>
       </w:r>
-      <w:hyperlink r:id="rId123">
-        <w:r>
-          <w:rPr>
-            <w:lang w:val="hi_IN" w:bidi="hi_IN"/>
-          </w:rPr>
-          <w:rPr>
-            <w:color w:val="0000EE"/>
-            <w:u w:val="single"/>
-          </w:rPr>
-          <w:t>उत्पत्ति 5:32</w:t>
-        </w:r>
-      </w:hyperlink>
-    </w:p>
-    <w:p>
-      <w:pPr>
-        <w:pStyle w:val="ListBullet"/>
-        <w:spacing w:line="240" w:lineRule="auto"/>
-        <w:ind w:left="720"/>
-      </w:pPr>
-      <w:r>
-        <w:rPr>
-          <w:lang w:val="hi_IN" w:bidi="hi_IN"/>
-        </w:rPr>
-      </w:r>
-      <w:hyperlink r:id="rId124">
-        <w:r>
-          <w:rPr>
-            <w:lang w:val="hi_IN" w:bidi="hi_IN"/>
-          </w:rPr>
-          <w:rPr>
-            <w:color w:val="0000EE"/>
-            <w:u w:val="single"/>
-          </w:rPr>
-          <w:t>उत्पत्ति 6:10</w:t>
-        </w:r>
-      </w:hyperlink>
-    </w:p>
-    <w:p>
-      <w:pPr>
-        <w:pStyle w:val="ListBullet"/>
-        <w:spacing w:line="240" w:lineRule="auto"/>
-        <w:ind w:left="720"/>
-      </w:pPr>
-      <w:r>
-        <w:rPr>
-          <w:lang w:val="hi_IN" w:bidi="hi_IN"/>
-        </w:rPr>
-      </w:r>
-      <w:hyperlink r:id="rId125">
-        <w:r>
-          <w:rPr>
-            <w:lang w:val="hi_IN" w:bidi="hi_IN"/>
-          </w:rPr>
-          <w:rPr>
-            <w:color w:val="0000EE"/>
-            <w:u w:val="single"/>
-          </w:rPr>
-          <w:t>उत्पत्ति 7:13–14</w:t>
-        </w:r>
-      </w:hyperlink>
-    </w:p>
-    <w:p>
-      <w:pPr>
-        <w:pStyle w:val="ListBullet"/>
-        <w:spacing w:line="240" w:lineRule="auto"/>
-        <w:ind w:left="720"/>
-      </w:pPr>
-      <w:r>
-        <w:rPr>
-          <w:lang w:val="hi_IN" w:bidi="hi_IN"/>
-        </w:rPr>
-      </w:r>
-      <w:hyperlink r:id="rId126">
-        <w:r>
-          <w:rPr>
-            <w:lang w:val="hi_IN" w:bidi="hi_IN"/>
-          </w:rPr>
-          <w:rPr>
-            <w:color w:val="0000EE"/>
-            <w:u w:val="single"/>
-          </w:rPr>
-          <w:t>उत्पत्ति 10:1</w:t>
-        </w:r>
-      </w:hyperlink>
-    </w:p>
-    <w:p>
-      <w:pPr>
-        <w:pStyle w:val="ListBullet"/>
-        <w:spacing w:line="240" w:lineRule="auto"/>
-        <w:ind w:left="720"/>
-      </w:pPr>
-      <w:r>
-        <w:rPr>
-          <w:lang w:val="hi_IN" w:bidi="hi_IN"/>
-        </w:rPr>
-      </w:r>
-      <w:hyperlink r:id="rId127">
-        <w:r>
-          <w:rPr>
-            <w:lang w:val="hi_IN" w:bidi="hi_IN"/>
-          </w:rPr>
-          <w:rPr>
-            <w:color w:val="0000EE"/>
-            <w:u w:val="single"/>
-          </w:rPr>
-          <w:t>उत्पत्ति 10:31</w:t>
-        </w:r>
-      </w:hyperlink>
-    </w:p>
-    <w:p>
-      <w:pPr>
-        <w:pStyle w:val="ListBullet"/>
-        <w:spacing w:line="240" w:lineRule="auto"/>
-        <w:ind w:left="720"/>
-      </w:pPr>
-      <w:r>
-        <w:rPr>
-          <w:lang w:val="hi_IN" w:bidi="hi_IN"/>
-        </w:rPr>
-      </w:r>
-      <w:hyperlink r:id="rId128">
-        <w:r>
-          <w:rPr>
-            <w:lang w:val="hi_IN" w:bidi="hi_IN"/>
-          </w:rPr>
-          <w:rPr>
-            <w:color w:val="0000EE"/>
-            <w:u w:val="single"/>
-          </w:rPr>
-          <w:t>उत्पत्ति 11:10</w:t>
-        </w:r>
-      </w:hyperlink>
-    </w:p>
-    <w:p>
-      <w:pPr>
-        <w:pStyle w:val="ListBullet"/>
-        <w:spacing w:line="240" w:lineRule="auto"/>
-        <w:ind w:left="720"/>
-      </w:pPr>
-      <w:r>
-        <w:rPr>
-          <w:lang w:val="hi_IN" w:bidi="hi_IN"/>
-        </w:rPr>
-      </w:r>
-      <w:hyperlink r:id="rId121">
-        <w:r>
-          <w:rPr>
-            <w:lang w:val="hi_IN" w:bidi="hi_IN"/>
-          </w:rPr>
-          <w:rPr>
-            <w:color w:val="0000EE"/>
-            <w:u w:val="single"/>
-          </w:rPr>
-          <w:t>लूका 3:36–38</w:t>
-        </w:r>
-      </w:hyperlink>
+      <w:r>
+        <w:rPr>
+          <w:lang w:val="hi_IN" w:bidi="hi_IN"/>
+        </w:rPr>
+        <w:t>उत्पत्ति 5:32</w:t>
+      </w:r>
+    </w:p>
+    <w:p>
+      <w:pPr>
+        <w:pStyle w:val="ListBullet"/>
+        <w:spacing w:line="240" w:lineRule="auto"/>
+        <w:ind w:left="720"/>
+      </w:pPr>
+      <w:r>
+        <w:rPr>
+          <w:lang w:val="hi_IN" w:bidi="hi_IN"/>
+        </w:rPr>
+      </w:r>
+      <w:r>
+        <w:rPr>
+          <w:lang w:val="hi_IN" w:bidi="hi_IN"/>
+        </w:rPr>
+        <w:t>उत्पत्ति 6:10</w:t>
+      </w:r>
+    </w:p>
+    <w:p>
+      <w:pPr>
+        <w:pStyle w:val="ListBullet"/>
+        <w:spacing w:line="240" w:lineRule="auto"/>
+        <w:ind w:left="720"/>
+      </w:pPr>
+      <w:r>
+        <w:rPr>
+          <w:lang w:val="hi_IN" w:bidi="hi_IN"/>
+        </w:rPr>
+      </w:r>
+      <w:r>
+        <w:rPr>
+          <w:lang w:val="hi_IN" w:bidi="hi_IN"/>
+        </w:rPr>
+        <w:t>उत्पत्ति 7:13–14</w:t>
+      </w:r>
+    </w:p>
+    <w:p>
+      <w:pPr>
+        <w:pStyle w:val="ListBullet"/>
+        <w:spacing w:line="240" w:lineRule="auto"/>
+        <w:ind w:left="720"/>
+      </w:pPr>
+      <w:r>
+        <w:rPr>
+          <w:lang w:val="hi_IN" w:bidi="hi_IN"/>
+        </w:rPr>
+      </w:r>
+      <w:r>
+        <w:rPr>
+          <w:lang w:val="hi_IN" w:bidi="hi_IN"/>
+        </w:rPr>
+        <w:t>उत्पत्ति 10:1</w:t>
+      </w:r>
+    </w:p>
+    <w:p>
+      <w:pPr>
+        <w:pStyle w:val="ListBullet"/>
+        <w:spacing w:line="240" w:lineRule="auto"/>
+        <w:ind w:left="720"/>
+      </w:pPr>
+      <w:r>
+        <w:rPr>
+          <w:lang w:val="hi_IN" w:bidi="hi_IN"/>
+        </w:rPr>
+      </w:r>
+      <w:r>
+        <w:rPr>
+          <w:lang w:val="hi_IN" w:bidi="hi_IN"/>
+        </w:rPr>
+        <w:t>उत्पत्ति 10:31</w:t>
+      </w:r>
+    </w:p>
+    <w:p>
+      <w:pPr>
+        <w:pStyle w:val="ListBullet"/>
+        <w:spacing w:line="240" w:lineRule="auto"/>
+        <w:ind w:left="720"/>
+      </w:pPr>
+      <w:r>
+        <w:rPr>
+          <w:lang w:val="hi_IN" w:bidi="hi_IN"/>
+        </w:rPr>
+      </w:r>
+      <w:r>
+        <w:rPr>
+          <w:lang w:val="hi_IN" w:bidi="hi_IN"/>
+        </w:rPr>
+        <w:t>उत्पत्ति 11:10</w:t>
+      </w:r>
+    </w:p>
+    <w:p>
+      <w:pPr>
+        <w:pStyle w:val="ListBullet"/>
+        <w:spacing w:line="240" w:lineRule="auto"/>
+        <w:ind w:left="720"/>
+      </w:pPr>
+      <w:r>
+        <w:rPr>
+          <w:lang w:val="hi_IN" w:bidi="hi_IN"/>
+        </w:rPr>
+      </w:r>
+      <w:r>
+        <w:rPr>
+          <w:lang w:val="hi_IN" w:bidi="hi_IN"/>
+        </w:rPr>
+        <w:t>लूका 3:36–38</w:t>
+      </w:r>
     </w:p>
     <w:p>
       <w:pPr>
@@ -11462,162 +10646,120 @@
           <w:lang w:val="hi_IN" w:bidi="hi_IN"/>
         </w:rPr>
       </w:r>
-      <w:hyperlink r:id="rId129">
-        <w:r>
-          <w:rPr>
-            <w:lang w:val="hi_IN" w:bidi="hi_IN"/>
-          </w:rPr>
-          <w:rPr>
-            <w:color w:val="0000EE"/>
-            <w:u w:val="single"/>
-          </w:rPr>
-          <w:t>1 यूहन्ना 3:8</w:t>
-        </w:r>
-      </w:hyperlink>
-    </w:p>
-    <w:p>
-      <w:pPr>
-        <w:pStyle w:val="ListBullet"/>
-        <w:spacing w:line="240" w:lineRule="auto"/>
-        <w:ind w:left="720"/>
-      </w:pPr>
-      <w:r>
-        <w:rPr>
-          <w:lang w:val="hi_IN" w:bidi="hi_IN"/>
-        </w:rPr>
-      </w:r>
-      <w:hyperlink r:id="rId41">
-        <w:r>
-          <w:rPr>
-            <w:lang w:val="hi_IN" w:bidi="hi_IN"/>
-          </w:rPr>
-          <w:rPr>
-            <w:color w:val="0000EE"/>
-            <w:u w:val="single"/>
-          </w:rPr>
-          <w:t>1 थिस्सलुनीकियों 2:17–20</w:t>
-        </w:r>
-      </w:hyperlink>
-    </w:p>
-    <w:p>
-      <w:pPr>
-        <w:pStyle w:val="ListBullet"/>
-        <w:spacing w:line="240" w:lineRule="auto"/>
-        <w:ind w:left="720"/>
-      </w:pPr>
-      <w:r>
-        <w:rPr>
-          <w:lang w:val="hi_IN" w:bidi="hi_IN"/>
-        </w:rPr>
-      </w:r>
-      <w:hyperlink r:id="rId102">
-        <w:r>
-          <w:rPr>
-            <w:lang w:val="hi_IN" w:bidi="hi_IN"/>
-          </w:rPr>
-          <w:rPr>
-            <w:color w:val="0000EE"/>
-            <w:u w:val="single"/>
-          </w:rPr>
-          <w:t>1 तीमुथियुस 5:15</w:t>
-        </w:r>
-      </w:hyperlink>
-    </w:p>
-    <w:p>
-      <w:pPr>
-        <w:pStyle w:val="ListBullet"/>
-        <w:spacing w:line="240" w:lineRule="auto"/>
-        <w:ind w:left="720"/>
-      </w:pPr>
-      <w:r>
-        <w:rPr>
-          <w:lang w:val="hi_IN" w:bidi="hi_IN"/>
-        </w:rPr>
-      </w:r>
-      <w:hyperlink r:id="rId130">
-        <w:r>
-          <w:rPr>
-            <w:lang w:val="hi_IN" w:bidi="hi_IN"/>
-          </w:rPr>
-          <w:rPr>
-            <w:color w:val="0000EE"/>
-            <w:u w:val="single"/>
-          </w:rPr>
-          <w:t>प्रे.का. 13:10</w:t>
-        </w:r>
-      </w:hyperlink>
-    </w:p>
-    <w:p>
-      <w:pPr>
-        <w:pStyle w:val="ListBullet"/>
-        <w:spacing w:line="240" w:lineRule="auto"/>
-        <w:ind w:left="720"/>
-      </w:pPr>
-      <w:r>
-        <w:rPr>
-          <w:lang w:val="hi_IN" w:bidi="hi_IN"/>
-        </w:rPr>
-      </w:r>
-      <w:hyperlink r:id="rId131">
-        <w:r>
-          <w:rPr>
-            <w:lang w:val="hi_IN" w:bidi="hi_IN"/>
-          </w:rPr>
-          <w:rPr>
-            <w:color w:val="0000EE"/>
-            <w:u w:val="single"/>
-          </w:rPr>
-          <w:t>अय्यूब 1:8</w:t>
-        </w:r>
-      </w:hyperlink>
-    </w:p>
-    <w:p>
-      <w:pPr>
-        <w:pStyle w:val="ListBullet"/>
-        <w:spacing w:line="240" w:lineRule="auto"/>
-        <w:ind w:left="720"/>
-      </w:pPr>
-      <w:r>
-        <w:rPr>
-          <w:lang w:val="hi_IN" w:bidi="hi_IN"/>
-        </w:rPr>
-      </w:r>
-      <w:hyperlink r:id="rId132">
-        <w:r>
-          <w:rPr>
-            <w:lang w:val="hi_IN" w:bidi="hi_IN"/>
-          </w:rPr>
-          <w:rPr>
-            <w:color w:val="0000EE"/>
-            <w:u w:val="single"/>
-          </w:rPr>
-          <w:t>मरकुस 8:33</w:t>
-        </w:r>
-      </w:hyperlink>
-    </w:p>
-    <w:p>
-      <w:pPr>
-        <w:pStyle w:val="ListBullet"/>
-        <w:spacing w:line="240" w:lineRule="auto"/>
-        <w:ind w:left="720"/>
-      </w:pPr>
-      <w:r>
-        <w:rPr>
-          <w:lang w:val="hi_IN" w:bidi="hi_IN"/>
-        </w:rPr>
-      </w:r>
-      <w:hyperlink r:id="rId133">
-        <w:r>
-          <w:rPr>
-            <w:lang w:val="hi_IN" w:bidi="hi_IN"/>
-          </w:rPr>
-          <w:rPr>
-            <w:color w:val="0000EE"/>
-            <w:u w:val="single"/>
-          </w:rPr>
-          <w:t>जकर्याह 3:1</w:t>
-        </w:r>
-      </w:hyperlink>
+      <w:r>
+        <w:rPr>
+          <w:lang w:val="hi_IN" w:bidi="hi_IN"/>
+        </w:rPr>
+        <w:t>1 यूहन्ना 3:8</w:t>
+      </w:r>
+    </w:p>
+    <w:p>
+      <w:pPr>
+        <w:pStyle w:val="ListBullet"/>
+        <w:spacing w:line="240" w:lineRule="auto"/>
+        <w:ind w:left="720"/>
+      </w:pPr>
+      <w:r>
+        <w:rPr>
+          <w:lang w:val="hi_IN" w:bidi="hi_IN"/>
+        </w:rPr>
+      </w:r>
+      <w:r>
+        <w:rPr>
+          <w:lang w:val="hi_IN" w:bidi="hi_IN"/>
+        </w:rPr>
+        <w:t>1 थिस्सलुनीकियों 2:17–20</w:t>
+      </w:r>
+    </w:p>
+    <w:p>
+      <w:pPr>
+        <w:pStyle w:val="ListBullet"/>
+        <w:spacing w:line="240" w:lineRule="auto"/>
+        <w:ind w:left="720"/>
+      </w:pPr>
+      <w:r>
+        <w:rPr>
+          <w:lang w:val="hi_IN" w:bidi="hi_IN"/>
+        </w:rPr>
+      </w:r>
+      <w:r>
+        <w:rPr>
+          <w:lang w:val="hi_IN" w:bidi="hi_IN"/>
+        </w:rPr>
+        <w:t>1 तीमुथियुस 5:15</w:t>
+      </w:r>
+    </w:p>
+    <w:p>
+      <w:pPr>
+        <w:pStyle w:val="ListBullet"/>
+        <w:spacing w:line="240" w:lineRule="auto"/>
+        <w:ind w:left="720"/>
+      </w:pPr>
+      <w:r>
+        <w:rPr>
+          <w:lang w:val="hi_IN" w:bidi="hi_IN"/>
+        </w:rPr>
+      </w:r>
+      <w:r>
+        <w:rPr>
+          <w:lang w:val="hi_IN" w:bidi="hi_IN"/>
+        </w:rPr>
+        <w:t>प्रे.का. 13:10</w:t>
+      </w:r>
+    </w:p>
+    <w:p>
+      <w:pPr>
+        <w:pStyle w:val="ListBullet"/>
+        <w:spacing w:line="240" w:lineRule="auto"/>
+        <w:ind w:left="720"/>
+      </w:pPr>
+      <w:r>
+        <w:rPr>
+          <w:lang w:val="hi_IN" w:bidi="hi_IN"/>
+        </w:rPr>
+      </w:r>
+      <w:r>
+        <w:rPr>
+          <w:lang w:val="hi_IN" w:bidi="hi_IN"/>
+        </w:rPr>
+        <w:t>अय्यूब 1:8</w:t>
+      </w:r>
+    </w:p>
+    <w:p>
+      <w:pPr>
+        <w:pStyle w:val="ListBullet"/>
+        <w:spacing w:line="240" w:lineRule="auto"/>
+        <w:ind w:left="720"/>
+      </w:pPr>
+      <w:r>
+        <w:rPr>
+          <w:lang w:val="hi_IN" w:bidi="hi_IN"/>
+        </w:rPr>
+      </w:r>
+      <w:r>
+        <w:rPr>
+          <w:lang w:val="hi_IN" w:bidi="hi_IN"/>
+        </w:rPr>
+        <w:t>मरकुस 8:33</w:t>
+      </w:r>
+    </w:p>
+    <w:p>
+      <w:pPr>
+        <w:pStyle w:val="ListBullet"/>
+        <w:spacing w:line="240" w:lineRule="auto"/>
+        <w:ind w:left="720"/>
+      </w:pPr>
+      <w:r>
+        <w:rPr>
+          <w:lang w:val="hi_IN" w:bidi="hi_IN"/>
+        </w:rPr>
+      </w:r>
+      <w:r>
+        <w:rPr>
+          <w:lang w:val="hi_IN" w:bidi="hi_IN"/>
+        </w:rPr>
+        <w:t>जकर्याह 3:1</w:t>
+      </w:r>
     </w:p>
     <w:p>
       <w:pPr>
@@ -12318,114 +11460,84 @@
           <w:lang w:val="hi_IN" w:bidi="hi_IN"/>
         </w:rPr>
       </w:r>
-      <w:hyperlink r:id="rId22">
-        <w:r>
-          <w:rPr>
-            <w:lang w:val="hi_IN" w:bidi="hi_IN"/>
-          </w:rPr>
-          <w:rPr>
-            <w:color w:val="0000EE"/>
-            <w:u w:val="single"/>
-          </w:rPr>
-          <w:t>1 शमूएल 15:34–35</w:t>
-        </w:r>
-      </w:hyperlink>
-    </w:p>
-    <w:p>
-      <w:pPr>
-        <w:pStyle w:val="ListBullet"/>
-        <w:spacing w:line="240" w:lineRule="auto"/>
-        <w:ind w:left="720"/>
-      </w:pPr>
-      <w:r>
-        <w:rPr>
-          <w:lang w:val="hi_IN" w:bidi="hi_IN"/>
-        </w:rPr>
-      </w:r>
-      <w:hyperlink r:id="rId34">
-        <w:r>
-          <w:rPr>
-            <w:lang w:val="hi_IN" w:bidi="hi_IN"/>
-          </w:rPr>
-          <w:rPr>
-            <w:color w:val="0000EE"/>
-            <w:u w:val="single"/>
-          </w:rPr>
-          <w:t>2 शमूएल 01:11</w:t>
-        </w:r>
-      </w:hyperlink>
-    </w:p>
-    <w:p>
-      <w:pPr>
-        <w:pStyle w:val="ListBullet"/>
-        <w:spacing w:line="240" w:lineRule="auto"/>
-        <w:ind w:left="720"/>
-      </w:pPr>
-      <w:r>
-        <w:rPr>
-          <w:lang w:val="hi_IN" w:bidi="hi_IN"/>
-        </w:rPr>
-      </w:r>
-      <w:hyperlink r:id="rId134">
-        <w:r>
-          <w:rPr>
-            <w:lang w:val="hi_IN" w:bidi="hi_IN"/>
-          </w:rPr>
-          <w:rPr>
-            <w:color w:val="0000EE"/>
-            <w:u w:val="single"/>
-          </w:rPr>
-          <w:t>उत्पत्ति 23:02</w:t>
-        </w:r>
-      </w:hyperlink>
-    </w:p>
-    <w:p>
-      <w:pPr>
-        <w:pStyle w:val="ListBullet"/>
-        <w:spacing w:line="240" w:lineRule="auto"/>
-        <w:ind w:left="720"/>
-      </w:pPr>
-      <w:r>
-        <w:rPr>
-          <w:lang w:val="hi_IN" w:bidi="hi_IN"/>
-        </w:rPr>
-      </w:r>
-      <w:hyperlink r:id="rId135">
-        <w:r>
-          <w:rPr>
-            <w:lang w:val="hi_IN" w:bidi="hi_IN"/>
-          </w:rPr>
-          <w:rPr>
-            <w:color w:val="0000EE"/>
-            <w:u w:val="single"/>
-          </w:rPr>
-          <w:t>लूका 07:31–32</w:t>
-        </w:r>
-      </w:hyperlink>
-    </w:p>
-    <w:p>
-      <w:pPr>
-        <w:pStyle w:val="ListBullet"/>
-        <w:spacing w:line="240" w:lineRule="auto"/>
-        <w:ind w:left="720"/>
-      </w:pPr>
-      <w:r>
-        <w:rPr>
-          <w:lang w:val="hi_IN" w:bidi="hi_IN"/>
-        </w:rPr>
-      </w:r>
-      <w:hyperlink r:id="rId136">
-        <w:r>
-          <w:rPr>
-            <w:lang w:val="hi_IN" w:bidi="hi_IN"/>
-          </w:rPr>
-          <w:rPr>
-            <w:color w:val="0000EE"/>
-            <w:u w:val="single"/>
-          </w:rPr>
-          <w:t>मत्ती 11:17</w:t>
-        </w:r>
-      </w:hyperlink>
+      <w:r>
+        <w:rPr>
+          <w:lang w:val="hi_IN" w:bidi="hi_IN"/>
+        </w:rPr>
+        <w:t>1 शमूएल 15:34–35</w:t>
+      </w:r>
+    </w:p>
+    <w:p>
+      <w:pPr>
+        <w:pStyle w:val="ListBullet"/>
+        <w:spacing w:line="240" w:lineRule="auto"/>
+        <w:ind w:left="720"/>
+      </w:pPr>
+      <w:r>
+        <w:rPr>
+          <w:lang w:val="hi_IN" w:bidi="hi_IN"/>
+        </w:rPr>
+      </w:r>
+      <w:r>
+        <w:rPr>
+          <w:lang w:val="hi_IN" w:bidi="hi_IN"/>
+        </w:rPr>
+        <w:t>2 शमूएल 01:11</w:t>
+      </w:r>
+    </w:p>
+    <w:p>
+      <w:pPr>
+        <w:pStyle w:val="ListBullet"/>
+        <w:spacing w:line="240" w:lineRule="auto"/>
+        <w:ind w:left="720"/>
+      </w:pPr>
+      <w:r>
+        <w:rPr>
+          <w:lang w:val="hi_IN" w:bidi="hi_IN"/>
+        </w:rPr>
+      </w:r>
+      <w:r>
+        <w:rPr>
+          <w:lang w:val="hi_IN" w:bidi="hi_IN"/>
+        </w:rPr>
+        <w:t>उत्पत्ति 23:02</w:t>
+      </w:r>
+    </w:p>
+    <w:p>
+      <w:pPr>
+        <w:pStyle w:val="ListBullet"/>
+        <w:spacing w:line="240" w:lineRule="auto"/>
+        <w:ind w:left="720"/>
+      </w:pPr>
+      <w:r>
+        <w:rPr>
+          <w:lang w:val="hi_IN" w:bidi="hi_IN"/>
+        </w:rPr>
+      </w:r>
+      <w:r>
+        <w:rPr>
+          <w:lang w:val="hi_IN" w:bidi="hi_IN"/>
+        </w:rPr>
+        <w:t>लूका 07:31–32</w:t>
+      </w:r>
+    </w:p>
+    <w:p>
+      <w:pPr>
+        <w:pStyle w:val="ListBullet"/>
+        <w:spacing w:line="240" w:lineRule="auto"/>
+        <w:ind w:left="720"/>
+      </w:pPr>
+      <w:r>
+        <w:rPr>
+          <w:lang w:val="hi_IN" w:bidi="hi_IN"/>
+        </w:rPr>
+      </w:r>
+      <w:r>
+        <w:rPr>
+          <w:lang w:val="hi_IN" w:bidi="hi_IN"/>
+        </w:rPr>
+        <w:t>मत्ती 11:17</w:t>
+      </w:r>
     </w:p>
     <w:p>
       <w:pPr>
